--- a/CO3_Project_Evaluation_Sheet_Filled.docx
+++ b/CO3_Project_Evaluation_Sheet_Filled.docx
@@ -2220,7 +2220,7 @@
           <w:sz w:val="17"/>
           <w:szCs w:val="17"/>
         </w:rPr>
-        <w:t xml:space="preserve">Screenshots of the main pages and forms of the prototype.</w:t>
+        <w:t xml:space="preserve">Attach screenshots of the main pages and forms of the prototype (for example, the home page and a form with JavaScript validation).</w:t>
       </w:r>
     </w:p>
     <w:p>
@@ -2800,7 +2800,43 @@
         <w:sz w:val="16"/>
         <w:szCs w:val="16"/>
       </w:rPr>
-      <w:t xml:space="preserve">CSC 3215 Web Technologies  |  Fall 2026-27  |  Project Prototype Part 1 (CO3)</w:t>
+      <w:t xml:space="preserve">CSC 3215 Web Technologies  |  Fall 2026-27  |  Project Prototype Part 1 (CO3)  |  Page </w:t>
+    </w:r>
+    <w:r>
+      <w:rPr>
+        <w:rFonts w:ascii="Cambria" w:cs="Cambria" w:eastAsia="Cambria" w:hAnsi="Cambria"/>
+        <w:i/>
+        <w:iCs/>
+        <w:sz w:val="16"/>
+        <w:szCs w:val="16"/>
+      </w:rPr>
+      <w:fldChar w:fldCharType="begin"/>
+      <w:instrText xml:space="preserve">PAGE</w:instrText>
+      <w:fldChar w:fldCharType="separate"/>
+      <w:fldChar w:fldCharType="end"/>
+    </w:r>
+    <w:r>
+      <w:rPr>
+        <w:rFonts w:ascii="Cambria" w:cs="Cambria" w:eastAsia="Cambria" w:hAnsi="Cambria"/>
+        <w:i/>
+        <w:iCs/>
+        <w:sz w:val="16"/>
+        <w:szCs w:val="16"/>
+      </w:rPr>
+      <w:t xml:space="preserve"> of </w:t>
+    </w:r>
+    <w:r>
+      <w:rPr>
+        <w:rFonts w:ascii="Cambria" w:cs="Cambria" w:eastAsia="Cambria" w:hAnsi="Cambria"/>
+        <w:i/>
+        <w:iCs/>
+        <w:sz w:val="16"/>
+        <w:szCs w:val="16"/>
+      </w:rPr>
+      <w:fldChar w:fldCharType="begin"/>
+      <w:instrText xml:space="preserve">NUMPAGES</w:instrText>
+      <w:fldChar w:fldCharType="separate"/>
+      <w:fldChar w:fldCharType="end"/>
     </w:r>
   </w:p>
 </w:ftr>

--- a/CO3_Project_Evaluation_Sheet_Filled.docx
+++ b/CO3_Project_Evaluation_Sheet_Filled.docx
@@ -2238,94 +2238,7 @@
           <w:sz w:val="19"/>
           <w:szCs w:val="19"/>
         </w:rPr>
-        <w:t xml:space="preserve">1. Home Page (index.php)</w:t>
-      </w:r>
-    </w:p>
-    <w:p>
-      <w:pPr>
-        <w:spacing w:after="30"/>
-      </w:pPr>
-      <w:r>
-        <w:rPr>
-          <w:rFonts w:ascii="Calibri" w:cs="Calibri" w:eastAsia="Calibri" w:hAnsi="Calibri"/>
-          <w:b w:val="false"/>
-          <w:bCs w:val="false"/>
-          <w:i/>
-          <w:iCs/>
-          <w:color w:val="000000"/>
-          <w:sz w:val="17"/>
-          <w:szCs w:val="17"/>
-        </w:rPr>
-        <w:t xml:space="preserve">Landing page with Log in and Register actions.</w:t>
-      </w:r>
-    </w:p>
-    <w:p>
-      <w:pPr>
-        <w:spacing w:after="140"/>
-        <w:jc w:val="center"/>
-      </w:pPr>
-      <w:r>
-        <w:drawing>
-          <wp:inline distT="0" distB="0" distL="0" distR="0">
-            <wp:extent cx="5334000" cy="3333750"/>
-            <wp:effectExtent t="0" r="0" b="0" l="0"/>
-            <wp:docPr id="1" name="" descr="" title=""/>
-            <wp:cNvGraphicFramePr>
-              <a:graphicFrameLocks xmlns:a="http://schemas.openxmlformats.org/drawingml/2006/main" noChangeAspect="1"/>
-            </wp:cNvGraphicFramePr>
-            <a:graphic xmlns:a="http://schemas.openxmlformats.org/drawingml/2006/main">
-              <a:graphicData uri="http://schemas.openxmlformats.org/drawingml/2006/picture">
-                <pic:pic xmlns:pic="http://schemas.openxmlformats.org/drawingml/2006/picture">
-                  <pic:nvPicPr>
-                    <pic:cNvPr id="0" name="" descr=""/>
-                    <pic:cNvPicPr>
-                      <a:picLocks noChangeAspect="1" noChangeArrowheads="1"/>
-                    </pic:cNvPicPr>
-                  </pic:nvPicPr>
-                  <pic:blipFill>
-                    <a:blip r:embed="rId9" cstate="none"/>
-                    <a:srcRect/>
-                    <a:stretch>
-                      <a:fillRect/>
-                    </a:stretch>
-                  </pic:blipFill>
-                  <pic:spPr bwMode="auto">
-                    <a:xfrm>
-                      <a:off x="0" y="0"/>
-                      <a:ext cx="5334000" cy="3333750"/>
-                    </a:xfrm>
-                    <a:prstGeom prst="rect">
-                      <a:avLst/>
-                    </a:prstGeom>
-                  </pic:spPr>
-                </pic:pic>
-              </a:graphicData>
-            </a:graphic>
-          </wp:inline>
-        </w:drawing>
-      </w:r>
-    </w:p>
-    <w:p>
-      <w:r>
-        <w:br w:type="page"/>
-      </w:r>
-    </w:p>
-    <w:p>
-      <w:pPr>
-        <w:spacing w:after="40" w:before="120"/>
-      </w:pPr>
-      <w:r>
-        <w:rPr>
-          <w:rFonts w:ascii="Calibri" w:cs="Calibri" w:eastAsia="Calibri" w:hAnsi="Calibri"/>
-          <w:b/>
-          <w:bCs/>
-          <w:i w:val="false"/>
-          <w:iCs w:val="false"/>
-          <w:color w:val="1F3864"/>
-          <w:sz w:val="19"/>
-          <w:szCs w:val="19"/>
-        </w:rPr>
-        <w:t xml:space="preserve">2. Registration Form — JavaScript Validation</w:t>
+        <w:t xml:space="preserve">Registration Form — JavaScript Validation</w:t>
       </w:r>
     </w:p>
     <w:p>
@@ -2354,7 +2267,7 @@
       <w:r>
         <w:drawing>
           <wp:inline distT="0" distB="0" distL="0" distR="0">
-            <wp:extent cx="5334000" cy="3333750"/>
+            <wp:extent cx="5715000" cy="3571875"/>
             <wp:effectExtent t="0" r="0" b="0" l="0"/>
             <wp:docPr id="1" name="" descr="" title=""/>
             <wp:cNvGraphicFramePr>
@@ -2370,7 +2283,7 @@
                     </pic:cNvPicPr>
                   </pic:nvPicPr>
                   <pic:blipFill>
-                    <a:blip r:embed="rId10" cstate="none"/>
+                    <a:blip r:embed="rId9" cstate="none"/>
                     <a:srcRect/>
                     <a:stretch>
                       <a:fillRect/>
@@ -2379,345 +2292,7 @@
                   <pic:spPr bwMode="auto">
                     <a:xfrm>
                       <a:off x="0" y="0"/>
-                      <a:ext cx="5334000" cy="3333750"/>
-                    </a:xfrm>
-                    <a:prstGeom prst="rect">
-                      <a:avLst/>
-                    </a:prstGeom>
-                  </pic:spPr>
-                </pic:pic>
-              </a:graphicData>
-            </a:graphic>
-          </wp:inline>
-        </w:drawing>
-      </w:r>
-    </w:p>
-    <w:p>
-      <w:r>
-        <w:br w:type="page"/>
-      </w:r>
-    </w:p>
-    <w:p>
-      <w:pPr>
-        <w:spacing w:after="40" w:before="120"/>
-      </w:pPr>
-      <w:r>
-        <w:rPr>
-          <w:rFonts w:ascii="Calibri" w:cs="Calibri" w:eastAsia="Calibri" w:hAnsi="Calibri"/>
-          <w:b/>
-          <w:bCs/>
-          <w:i w:val="false"/>
-          <w:iCs w:val="false"/>
-          <w:color w:val="1F3864"/>
-          <w:sz w:val="19"/>
-          <w:szCs w:val="19"/>
-        </w:rPr>
-        <w:t xml:space="preserve">3. Passenger Dashboard — AJAX Purchase and DOM Receipt</w:t>
-      </w:r>
-    </w:p>
-    <w:p>
-      <w:pPr>
-        <w:spacing w:after="30"/>
-      </w:pPr>
-      <w:r>
-        <w:rPr>
-          <w:rFonts w:ascii="Calibri" w:cs="Calibri" w:eastAsia="Calibri" w:hAnsi="Calibri"/>
-          <w:b w:val="false"/>
-          <w:bCs w:val="false"/>
-          <w:i/>
-          <w:iCs/>
-          <w:color w:val="000000"/>
-          <w:sz w:val="17"/>
-          <w:szCs w:val="17"/>
-        </w:rPr>
-        <w:t xml:space="preserve">The ticket is bought without reloading the page and the receipt is built in the DOM from the JSON reply.</w:t>
-      </w:r>
-    </w:p>
-    <w:p>
-      <w:pPr>
-        <w:spacing w:after="140"/>
-        <w:jc w:val="center"/>
-      </w:pPr>
-      <w:r>
-        <w:drawing>
-          <wp:inline distT="0" distB="0" distL="0" distR="0">
-            <wp:extent cx="5334000" cy="4257675"/>
-            <wp:effectExtent t="0" r="0" b="0" l="0"/>
-            <wp:docPr id="1" name="" descr="" title=""/>
-            <wp:cNvGraphicFramePr>
-              <a:graphicFrameLocks xmlns:a="http://schemas.openxmlformats.org/drawingml/2006/main" noChangeAspect="1"/>
-            </wp:cNvGraphicFramePr>
-            <a:graphic xmlns:a="http://schemas.openxmlformats.org/drawingml/2006/main">
-              <a:graphicData uri="http://schemas.openxmlformats.org/drawingml/2006/picture">
-                <pic:pic xmlns:pic="http://schemas.openxmlformats.org/drawingml/2006/picture">
-                  <pic:nvPicPr>
-                    <pic:cNvPr id="0" name="" descr=""/>
-                    <pic:cNvPicPr>
-                      <a:picLocks noChangeAspect="1" noChangeArrowheads="1"/>
-                    </pic:cNvPicPr>
-                  </pic:nvPicPr>
-                  <pic:blipFill>
-                    <a:blip r:embed="rId11" cstate="none"/>
-                    <a:srcRect/>
-                    <a:stretch>
-                      <a:fillRect/>
-                    </a:stretch>
-                  </pic:blipFill>
-                  <pic:spPr bwMode="auto">
-                    <a:xfrm>
-                      <a:off x="0" y="0"/>
-                      <a:ext cx="5334000" cy="4257675"/>
-                    </a:xfrm>
-                    <a:prstGeom prst="rect">
-                      <a:avLst/>
-                    </a:prstGeom>
-                  </pic:spPr>
-                </pic:pic>
-              </a:graphicData>
-            </a:graphic>
-          </wp:inline>
-        </w:drawing>
-      </w:r>
-    </w:p>
-    <w:p>
-      <w:pPr>
-        <w:spacing w:after="40" w:before="120"/>
-      </w:pPr>
-      <w:r>
-        <w:rPr>
-          <w:rFonts w:ascii="Calibri" w:cs="Calibri" w:eastAsia="Calibri" w:hAnsi="Calibri"/>
-          <w:b/>
-          <w:bCs/>
-          <w:i w:val="false"/>
-          <w:iCs w:val="false"/>
-          <w:color w:val="1F3864"/>
-          <w:sz w:val="19"/>
-          <w:szCs w:val="19"/>
-        </w:rPr>
-        <w:t xml:space="preserve">4. My Tickets — DOM Table with Search, Filter and Sorting</w:t>
-      </w:r>
-    </w:p>
-    <w:p>
-      <w:pPr>
-        <w:spacing w:after="30"/>
-      </w:pPr>
-      <w:r>
-        <w:rPr>
-          <w:rFonts w:ascii="Calibri" w:cs="Calibri" w:eastAsia="Calibri" w:hAnsi="Calibri"/>
-          <w:b w:val="false"/>
-          <w:bCs w:val="false"/>
-          <w:i/>
-          <w:iCs/>
-          <w:color w:val="000000"/>
-          <w:sz w:val="17"/>
-          <w:szCs w:val="17"/>
-        </w:rPr>
-        <w:t xml:space="preserve">Purchase history loaded over AJAX; rows are created with createElement and can be searched, filtered, sorted and cancelled.</w:t>
-      </w:r>
-    </w:p>
-    <w:p>
-      <w:pPr>
-        <w:spacing w:after="140"/>
-        <w:jc w:val="center"/>
-      </w:pPr>
-      <w:r>
-        <w:drawing>
-          <wp:inline distT="0" distB="0" distL="0" distR="0">
-            <wp:extent cx="5334000" cy="3333750"/>
-            <wp:effectExtent t="0" r="0" b="0" l="0"/>
-            <wp:docPr id="1" name="" descr="" title=""/>
-            <wp:cNvGraphicFramePr>
-              <a:graphicFrameLocks xmlns:a="http://schemas.openxmlformats.org/drawingml/2006/main" noChangeAspect="1"/>
-            </wp:cNvGraphicFramePr>
-            <a:graphic xmlns:a="http://schemas.openxmlformats.org/drawingml/2006/main">
-              <a:graphicData uri="http://schemas.openxmlformats.org/drawingml/2006/picture">
-                <pic:pic xmlns:pic="http://schemas.openxmlformats.org/drawingml/2006/picture">
-                  <pic:nvPicPr>
-                    <pic:cNvPr id="0" name="" descr=""/>
-                    <pic:cNvPicPr>
-                      <a:picLocks noChangeAspect="1" noChangeArrowheads="1"/>
-                    </pic:cNvPicPr>
-                  </pic:nvPicPr>
-                  <pic:blipFill>
-                    <a:blip r:embed="rId12" cstate="none"/>
-                    <a:srcRect/>
-                    <a:stretch>
-                      <a:fillRect/>
-                    </a:stretch>
-                  </pic:blipFill>
-                  <pic:spPr bwMode="auto">
-                    <a:xfrm>
-                      <a:off x="0" y="0"/>
-                      <a:ext cx="5334000" cy="3333750"/>
-                    </a:xfrm>
-                    <a:prstGeom prst="rect">
-                      <a:avLst/>
-                    </a:prstGeom>
-                  </pic:spPr>
-                </pic:pic>
-              </a:graphicData>
-            </a:graphic>
-          </wp:inline>
-        </w:drawing>
-      </w:r>
-    </w:p>
-    <w:p>
-      <w:r>
-        <w:br w:type="page"/>
-      </w:r>
-    </w:p>
-    <w:p>
-      <w:pPr>
-        <w:spacing w:after="40" w:before="120"/>
-      </w:pPr>
-      <w:r>
-        <w:rPr>
-          <w:rFonts w:ascii="Calibri" w:cs="Calibri" w:eastAsia="Calibri" w:hAnsi="Calibri"/>
-          <w:b/>
-          <w:bCs/>
-          <w:i w:val="false"/>
-          <w:iCs w:val="false"/>
-          <w:color w:val="1F3864"/>
-          <w:sz w:val="19"/>
-          <w:szCs w:val="19"/>
-        </w:rPr>
-        <w:t xml:space="preserve">5. Admin Dashboard — Customer Management</w:t>
-      </w:r>
-    </w:p>
-    <w:p>
-      <w:pPr>
-        <w:spacing w:after="30"/>
-      </w:pPr>
-      <w:r>
-        <w:rPr>
-          <w:rFonts w:ascii="Calibri" w:cs="Calibri" w:eastAsia="Calibri" w:hAnsi="Calibri"/>
-          <w:b w:val="false"/>
-          <w:bCs w:val="false"/>
-          <w:i/>
-          <w:iCs/>
-          <w:color w:val="000000"/>
-          <w:sz w:val="17"/>
-          <w:szCs w:val="17"/>
-        </w:rPr>
-        <w:t xml:space="preserve">Customers are listed over AJAX with live search; Edit and Delete act in place without leaving the page.</w:t>
-      </w:r>
-    </w:p>
-    <w:p>
-      <w:pPr>
-        <w:spacing w:after="140"/>
-        <w:jc w:val="center"/>
-      </w:pPr>
-      <w:r>
-        <w:drawing>
-          <wp:inline distT="0" distB="0" distL="0" distR="0">
-            <wp:extent cx="5334000" cy="3333750"/>
-            <wp:effectExtent t="0" r="0" b="0" l="0"/>
-            <wp:docPr id="1" name="" descr="" title=""/>
-            <wp:cNvGraphicFramePr>
-              <a:graphicFrameLocks xmlns:a="http://schemas.openxmlformats.org/drawingml/2006/main" noChangeAspect="1"/>
-            </wp:cNvGraphicFramePr>
-            <a:graphic xmlns:a="http://schemas.openxmlformats.org/drawingml/2006/main">
-              <a:graphicData uri="http://schemas.openxmlformats.org/drawingml/2006/picture">
-                <pic:pic xmlns:pic="http://schemas.openxmlformats.org/drawingml/2006/picture">
-                  <pic:nvPicPr>
-                    <pic:cNvPr id="0" name="" descr=""/>
-                    <pic:cNvPicPr>
-                      <a:picLocks noChangeAspect="1" noChangeArrowheads="1"/>
-                    </pic:cNvPicPr>
-                  </pic:nvPicPr>
-                  <pic:blipFill>
-                    <a:blip r:embed="rId13" cstate="none"/>
-                    <a:srcRect/>
-                    <a:stretch>
-                      <a:fillRect/>
-                    </a:stretch>
-                  </pic:blipFill>
-                  <pic:spPr bwMode="auto">
-                    <a:xfrm>
-                      <a:off x="0" y="0"/>
-                      <a:ext cx="5334000" cy="3333750"/>
-                    </a:xfrm>
-                    <a:prstGeom prst="rect">
-                      <a:avLst/>
-                    </a:prstGeom>
-                  </pic:spPr>
-                </pic:pic>
-              </a:graphicData>
-            </a:graphic>
-          </wp:inline>
-        </w:drawing>
-      </w:r>
-    </w:p>
-    <w:p>
-      <w:pPr>
-        <w:spacing w:after="40" w:before="120"/>
-      </w:pPr>
-      <w:r>
-        <w:rPr>
-          <w:rFonts w:ascii="Calibri" w:cs="Calibri" w:eastAsia="Calibri" w:hAnsi="Calibri"/>
-          <w:b/>
-          <w:bCs/>
-          <w:i w:val="false"/>
-          <w:iCs w:val="false"/>
-          <w:color w:val="1F3864"/>
-          <w:sz w:val="19"/>
-          <w:szCs w:val="19"/>
-        </w:rPr>
-        <w:t xml:space="preserve">6. Admin Ticket Sales — Statistics, Chart and CSV Export</w:t>
-      </w:r>
-    </w:p>
-    <w:p>
-      <w:pPr>
-        <w:spacing w:after="30"/>
-      </w:pPr>
-      <w:r>
-        <w:rPr>
-          <w:rFonts w:ascii="Calibri" w:cs="Calibri" w:eastAsia="Calibri" w:hAnsi="Calibri"/>
-          <w:b w:val="false"/>
-          <w:bCs w:val="false"/>
-          <w:i/>
-          <w:iCs/>
-          <w:color w:val="000000"/>
-          <w:sz w:val="17"/>
-          <w:szCs w:val="17"/>
-        </w:rPr>
-        <w:t xml:space="preserve">Sales statistics, a busiest-routes bar chart drawn with DOM nodes, sortable columns and a CSV export built in the browser.</w:t>
-      </w:r>
-    </w:p>
-    <w:p>
-      <w:pPr>
-        <w:spacing w:after="140"/>
-        <w:jc w:val="center"/>
-      </w:pPr>
-      <w:r>
-        <w:drawing>
-          <wp:inline distT="0" distB="0" distL="0" distR="0">
-            <wp:extent cx="5334000" cy="3333750"/>
-            <wp:effectExtent t="0" r="0" b="0" l="0"/>
-            <wp:docPr id="1" name="" descr="" title=""/>
-            <wp:cNvGraphicFramePr>
-              <a:graphicFrameLocks xmlns:a="http://schemas.openxmlformats.org/drawingml/2006/main" noChangeAspect="1"/>
-            </wp:cNvGraphicFramePr>
-            <a:graphic xmlns:a="http://schemas.openxmlformats.org/drawingml/2006/main">
-              <a:graphicData uri="http://schemas.openxmlformats.org/drawingml/2006/picture">
-                <pic:pic xmlns:pic="http://schemas.openxmlformats.org/drawingml/2006/picture">
-                  <pic:nvPicPr>
-                    <pic:cNvPr id="0" name="" descr=""/>
-                    <pic:cNvPicPr>
-                      <a:picLocks noChangeAspect="1" noChangeArrowheads="1"/>
-                    </pic:cNvPicPr>
-                  </pic:nvPicPr>
-                  <pic:blipFill>
-                    <a:blip r:embed="rId14" cstate="none"/>
-                    <a:srcRect/>
-                    <a:stretch>
-                      <a:fillRect/>
-                    </a:stretch>
-                  </pic:blipFill>
-                  <pic:spPr bwMode="auto">
-                    <a:xfrm>
-                      <a:off x="0" y="0"/>
-                      <a:ext cx="5334000" cy="3333750"/>
+                      <a:ext cx="5715000" cy="3571875"/>
                     </a:xfrm>
                     <a:prstGeom prst="rect">
                       <a:avLst/>

--- a/CO3_Project_Evaluation_Sheet_Filled.docx
+++ b/CO3_Project_Evaluation_Sheet_Filled.docx
@@ -4,7 +4,7 @@
   <w:body>
     <w:p>
       <w:pPr>
-        <w:spacing w:after="0"/>
+        <w:spacing w:after="0" w:before="0"/>
         <w:jc w:val="center"/>
       </w:pPr>
       <w:r>
@@ -12,15 +12,18 @@
           <w:rFonts w:ascii="Cambria" w:cs="Cambria" w:eastAsia="Cambria" w:hAnsi="Cambria"/>
           <w:b/>
           <w:bCs/>
-          <w:sz w:val="26"/>
-          <w:szCs w:val="26"/>
+          <w:i w:val="false"/>
+          <w:iCs w:val="false"/>
+          <w:color w:val="000000"/>
+          <w:sz w:val="28"/>
+          <w:szCs w:val="28"/>
         </w:rPr>
         <w:t xml:space="preserve">PROJECT EVALUATION SHEET</w:t>
       </w:r>
     </w:p>
     <w:p>
       <w:pPr>
-        <w:spacing w:after="0"/>
+        <w:spacing w:after="0" w:before="0"/>
         <w:jc w:val="center"/>
       </w:pPr>
       <w:r>
@@ -28,29 +31,37 @@
           <w:rFonts w:ascii="Cambria" w:cs="Cambria" w:eastAsia="Cambria" w:hAnsi="Cambria"/>
           <w:b/>
           <w:bCs/>
-          <w:sz w:val="20"/>
-          <w:szCs w:val="20"/>
+          <w:i w:val="false"/>
+          <w:iCs w:val="false"/>
+          <w:color w:val="000000"/>
+          <w:sz w:val="21"/>
+          <w:szCs w:val="21"/>
         </w:rPr>
         <w:t xml:space="preserve">Project Prototype Part 1 | Midterm</w:t>
       </w:r>
     </w:p>
     <w:p>
       <w:pPr>
-        <w:spacing w:after="180"/>
+        <w:spacing w:after="80" w:before="0"/>
         <w:jc w:val="center"/>
       </w:pPr>
       <w:r>
         <w:rPr>
           <w:rFonts w:ascii="Cambria" w:cs="Cambria" w:eastAsia="Cambria" w:hAnsi="Cambria"/>
-          <w:sz w:val="18"/>
-          <w:szCs w:val="18"/>
+          <w:b w:val="false"/>
+          <w:bCs w:val="false"/>
+          <w:i w:val="false"/>
+          <w:iCs w:val="false"/>
+          <w:color w:val="000000"/>
+          <w:sz w:val="20"/>
+          <w:szCs w:val="20"/>
         </w:rPr>
         <w:t xml:space="preserve">B.Sc. in Computer Science and Engineering (CSE) Program</w:t>
       </w:r>
     </w:p>
     <w:tbl>
       <w:tblPr>
-        <w:tblW w:type="dxa" w:w="9360"/>
+        <w:tblW w:type="dxa" w:w="9748"/>
         <w:tblBorders>
           <w:top w:val="single" w:color="auto" w:sz="4"/>
           <w:left w:val="single" w:color="auto" w:sz="4"/>
@@ -61,44 +72,44 @@
         </w:tblBorders>
       </w:tblPr>
       <w:tblGrid>
-        <w:gridCol w:w="1700"/>
-        <w:gridCol w:w="3100"/>
-        <w:gridCol w:w="1700"/>
-        <w:gridCol w:w="2860"/>
+        <w:gridCol w:w="1906"/>
+        <w:gridCol w:w="2974"/>
+        <w:gridCol w:w="1898"/>
+        <w:gridCol w:w="2970"/>
       </w:tblGrid>
       <w:tr>
         <w:tc>
           <w:tcPr>
-            <w:tcW w:type="dxa" w:w="1700"/>
-            <w:tcBorders>
-              <w:top w:val="single" w:color="808080" w:sz="4"/>
-              <w:left w:val="single" w:color="808080" w:sz="4"/>
-              <w:bottom w:val="single" w:color="808080" w:sz="4"/>
-              <w:right w:val="single" w:color="808080" w:sz="4"/>
+            <w:tcW w:type="dxa" w:w="1906"/>
+            <w:tcBorders>
+              <w:top w:val="single" w:color="7F7F7F" w:sz="4"/>
+              <w:left w:val="single" w:color="7F7F7F" w:sz="4"/>
+              <w:bottom w:val="single" w:color="7F7F7F" w:sz="4"/>
+              <w:right w:val="single" w:color="7F7F7F" w:sz="4"/>
             </w:tcBorders>
             <w:shd w:fill="F2F2F2" w:color="auto" w:val="clear"/>
             <w:tcMar>
-              <w:top w:type="dxa" w:w="60"/>
-              <w:left w:type="dxa" w:w="100"/>
-              <w:bottom w:type="dxa" w:w="60"/>
-              <w:right w:type="dxa" w:w="100"/>
-            </w:tcMar>
-          </w:tcPr>
-          <w:p>
-            <w:pPr>
-              <w:spacing w:after="60" w:before="0"/>
-              <w:jc w:val="left"/>
-            </w:pPr>
-            <w:r>
-              <w:rPr>
-                <w:rFonts w:ascii="Calibri" w:cs="Calibri" w:eastAsia="Calibri" w:hAnsi="Calibri"/>
+              <w:top w:type="dxa" w:w="52"/>
+              <w:left w:type="dxa" w:w="95"/>
+              <w:bottom w:type="dxa" w:w="52"/>
+              <w:right w:type="dxa" w:w="95"/>
+            </w:tcMar>
+          </w:tcPr>
+          <w:p>
+            <w:pPr>
+              <w:spacing w:after="20" w:before="0"/>
+              <w:jc w:val="left"/>
+            </w:pPr>
+            <w:r>
+              <w:rPr>
+                <w:rFonts w:ascii="Cambria" w:cs="Cambria" w:eastAsia="Cambria" w:hAnsi="Cambria"/>
                 <w:b/>
                 <w:bCs/>
                 <w:i w:val="false"/>
                 <w:iCs w:val="false"/>
                 <w:color w:val="000000"/>
-                <w:sz w:val="20"/>
-                <w:szCs w:val="20"/>
+                <w:sz w:val="21"/>
+                <w:szCs w:val="21"/>
               </w:rPr>
               <w:t xml:space="preserve">Course code</w:t>
             </w:r>
@@ -106,35 +117,35 @@
         </w:tc>
         <w:tc>
           <w:tcPr>
-            <w:tcW w:type="dxa" w:w="3100"/>
-            <w:tcBorders>
-              <w:top w:val="single" w:color="808080" w:sz="4"/>
-              <w:left w:val="single" w:color="808080" w:sz="4"/>
-              <w:bottom w:val="single" w:color="808080" w:sz="4"/>
-              <w:right w:val="single" w:color="808080" w:sz="4"/>
-            </w:tcBorders>
-            <w:tcMar>
-              <w:top w:type="dxa" w:w="60"/>
-              <w:left w:type="dxa" w:w="100"/>
-              <w:bottom w:type="dxa" w:w="60"/>
-              <w:right w:type="dxa" w:w="100"/>
-            </w:tcMar>
-          </w:tcPr>
-          <w:p>
-            <w:pPr>
-              <w:spacing w:after="60" w:before="0"/>
-              <w:jc w:val="left"/>
-            </w:pPr>
-            <w:r>
-              <w:rPr>
-                <w:rFonts w:ascii="Calibri" w:cs="Calibri" w:eastAsia="Calibri" w:hAnsi="Calibri"/>
-                <w:b w:val="false"/>
-                <w:bCs w:val="false"/>
-                <w:i w:val="false"/>
-                <w:iCs w:val="false"/>
-                <w:color w:val="000000"/>
-                <w:sz w:val="20"/>
-                <w:szCs w:val="20"/>
+            <w:tcW w:type="dxa" w:w="2974"/>
+            <w:tcBorders>
+              <w:top w:val="single" w:color="7F7F7F" w:sz="4"/>
+              <w:left w:val="single" w:color="7F7F7F" w:sz="4"/>
+              <w:bottom w:val="single" w:color="7F7F7F" w:sz="4"/>
+              <w:right w:val="single" w:color="7F7F7F" w:sz="4"/>
+            </w:tcBorders>
+            <w:tcMar>
+              <w:top w:type="dxa" w:w="52"/>
+              <w:left w:type="dxa" w:w="95"/>
+              <w:bottom w:type="dxa" w:w="52"/>
+              <w:right w:type="dxa" w:w="95"/>
+            </w:tcMar>
+          </w:tcPr>
+          <w:p>
+            <w:pPr>
+              <w:spacing w:after="20" w:before="0"/>
+              <w:jc w:val="left"/>
+            </w:pPr>
+            <w:r>
+              <w:rPr>
+                <w:rFonts w:ascii="Cambria" w:cs="Cambria" w:eastAsia="Cambria" w:hAnsi="Cambria"/>
+                <w:b w:val="false"/>
+                <w:bCs w:val="false"/>
+                <w:i w:val="false"/>
+                <w:iCs w:val="false"/>
+                <w:color w:val="000000"/>
+                <w:sz w:val="21"/>
+                <w:szCs w:val="21"/>
               </w:rPr>
               <w:t xml:space="preserve">CSC 3215</w:t>
             </w:r>
@@ -142,36 +153,36 @@
         </w:tc>
         <w:tc>
           <w:tcPr>
-            <w:tcW w:type="dxa" w:w="1700"/>
-            <w:tcBorders>
-              <w:top w:val="single" w:color="808080" w:sz="4"/>
-              <w:left w:val="single" w:color="808080" w:sz="4"/>
-              <w:bottom w:val="single" w:color="808080" w:sz="4"/>
-              <w:right w:val="single" w:color="808080" w:sz="4"/>
+            <w:tcW w:type="dxa" w:w="1898"/>
+            <w:tcBorders>
+              <w:top w:val="single" w:color="7F7F7F" w:sz="4"/>
+              <w:left w:val="single" w:color="7F7F7F" w:sz="4"/>
+              <w:bottom w:val="single" w:color="7F7F7F" w:sz="4"/>
+              <w:right w:val="single" w:color="7F7F7F" w:sz="4"/>
             </w:tcBorders>
             <w:shd w:fill="F2F2F2" w:color="auto" w:val="clear"/>
             <w:tcMar>
-              <w:top w:type="dxa" w:w="60"/>
-              <w:left w:type="dxa" w:w="100"/>
-              <w:bottom w:type="dxa" w:w="60"/>
-              <w:right w:type="dxa" w:w="100"/>
-            </w:tcMar>
-          </w:tcPr>
-          <w:p>
-            <w:pPr>
-              <w:spacing w:after="60" w:before="0"/>
-              <w:jc w:val="left"/>
-            </w:pPr>
-            <w:r>
-              <w:rPr>
-                <w:rFonts w:ascii="Calibri" w:cs="Calibri" w:eastAsia="Calibri" w:hAnsi="Calibri"/>
+              <w:top w:type="dxa" w:w="52"/>
+              <w:left w:type="dxa" w:w="95"/>
+              <w:bottom w:type="dxa" w:w="52"/>
+              <w:right w:type="dxa" w:w="95"/>
+            </w:tcMar>
+          </w:tcPr>
+          <w:p>
+            <w:pPr>
+              <w:spacing w:after="20" w:before="0"/>
+              <w:jc w:val="left"/>
+            </w:pPr>
+            <w:r>
+              <w:rPr>
+                <w:rFonts w:ascii="Cambria" w:cs="Cambria" w:eastAsia="Cambria" w:hAnsi="Cambria"/>
                 <w:b/>
                 <w:bCs/>
                 <w:i w:val="false"/>
                 <w:iCs w:val="false"/>
                 <w:color w:val="000000"/>
-                <w:sz w:val="20"/>
-                <w:szCs w:val="20"/>
+                <w:sz w:val="21"/>
+                <w:szCs w:val="21"/>
               </w:rPr>
               <w:t xml:space="preserve">Course title</w:t>
             </w:r>
@@ -179,35 +190,35 @@
         </w:tc>
         <w:tc>
           <w:tcPr>
-            <w:tcW w:type="dxa" w:w="2860"/>
-            <w:tcBorders>
-              <w:top w:val="single" w:color="808080" w:sz="4"/>
-              <w:left w:val="single" w:color="808080" w:sz="4"/>
-              <w:bottom w:val="single" w:color="808080" w:sz="4"/>
-              <w:right w:val="single" w:color="808080" w:sz="4"/>
-            </w:tcBorders>
-            <w:tcMar>
-              <w:top w:type="dxa" w:w="60"/>
-              <w:left w:type="dxa" w:w="100"/>
-              <w:bottom w:type="dxa" w:w="60"/>
-              <w:right w:type="dxa" w:w="100"/>
-            </w:tcMar>
-          </w:tcPr>
-          <w:p>
-            <w:pPr>
-              <w:spacing w:after="60" w:before="0"/>
-              <w:jc w:val="left"/>
-            </w:pPr>
-            <w:r>
-              <w:rPr>
-                <w:rFonts w:ascii="Calibri" w:cs="Calibri" w:eastAsia="Calibri" w:hAnsi="Calibri"/>
-                <w:b w:val="false"/>
-                <w:bCs w:val="false"/>
-                <w:i w:val="false"/>
-                <w:iCs w:val="false"/>
-                <w:color w:val="000000"/>
-                <w:sz w:val="20"/>
-                <w:szCs w:val="20"/>
+            <w:tcW w:type="dxa" w:w="2970"/>
+            <w:tcBorders>
+              <w:top w:val="single" w:color="7F7F7F" w:sz="4"/>
+              <w:left w:val="single" w:color="7F7F7F" w:sz="4"/>
+              <w:bottom w:val="single" w:color="7F7F7F" w:sz="4"/>
+              <w:right w:val="single" w:color="7F7F7F" w:sz="4"/>
+            </w:tcBorders>
+            <w:tcMar>
+              <w:top w:type="dxa" w:w="52"/>
+              <w:left w:type="dxa" w:w="95"/>
+              <w:bottom w:type="dxa" w:w="52"/>
+              <w:right w:type="dxa" w:w="95"/>
+            </w:tcMar>
+          </w:tcPr>
+          <w:p>
+            <w:pPr>
+              <w:spacing w:after="20" w:before="0"/>
+              <w:jc w:val="left"/>
+            </w:pPr>
+            <w:r>
+              <w:rPr>
+                <w:rFonts w:ascii="Cambria" w:cs="Cambria" w:eastAsia="Cambria" w:hAnsi="Cambria"/>
+                <w:b w:val="false"/>
+                <w:bCs w:val="false"/>
+                <w:i w:val="false"/>
+                <w:iCs w:val="false"/>
+                <w:color w:val="000000"/>
+                <w:sz w:val="21"/>
+                <w:szCs w:val="21"/>
               </w:rPr>
               <w:t xml:space="preserve">Web Technologies</w:t>
             </w:r>
@@ -217,36 +228,36 @@
       <w:tr>
         <w:tc>
           <w:tcPr>
-            <w:tcW w:type="dxa" w:w="1700"/>
-            <w:tcBorders>
-              <w:top w:val="single" w:color="808080" w:sz="4"/>
-              <w:left w:val="single" w:color="808080" w:sz="4"/>
-              <w:bottom w:val="single" w:color="808080" w:sz="4"/>
-              <w:right w:val="single" w:color="808080" w:sz="4"/>
+            <w:tcW w:type="dxa" w:w="1906"/>
+            <w:tcBorders>
+              <w:top w:val="single" w:color="7F7F7F" w:sz="4"/>
+              <w:left w:val="single" w:color="7F7F7F" w:sz="4"/>
+              <w:bottom w:val="single" w:color="7F7F7F" w:sz="4"/>
+              <w:right w:val="single" w:color="7F7F7F" w:sz="4"/>
             </w:tcBorders>
             <w:shd w:fill="F2F2F2" w:color="auto" w:val="clear"/>
             <w:tcMar>
-              <w:top w:type="dxa" w:w="60"/>
-              <w:left w:type="dxa" w:w="100"/>
-              <w:bottom w:type="dxa" w:w="60"/>
-              <w:right w:type="dxa" w:w="100"/>
-            </w:tcMar>
-          </w:tcPr>
-          <w:p>
-            <w:pPr>
-              <w:spacing w:after="60" w:before="0"/>
-              <w:jc w:val="left"/>
-            </w:pPr>
-            <w:r>
-              <w:rPr>
-                <w:rFonts w:ascii="Calibri" w:cs="Calibri" w:eastAsia="Calibri" w:hAnsi="Calibri"/>
+              <w:top w:type="dxa" w:w="52"/>
+              <w:left w:type="dxa" w:w="95"/>
+              <w:bottom w:type="dxa" w:w="52"/>
+              <w:right w:type="dxa" w:w="95"/>
+            </w:tcMar>
+          </w:tcPr>
+          <w:p>
+            <w:pPr>
+              <w:spacing w:after="20" w:before="0"/>
+              <w:jc w:val="left"/>
+            </w:pPr>
+            <w:r>
+              <w:rPr>
+                <w:rFonts w:ascii="Cambria" w:cs="Cambria" w:eastAsia="Cambria" w:hAnsi="Cambria"/>
                 <w:b/>
                 <w:bCs/>
                 <w:i w:val="false"/>
                 <w:iCs w:val="false"/>
                 <w:color w:val="000000"/>
-                <w:sz w:val="20"/>
-                <w:szCs w:val="20"/>
+                <w:sz w:val="21"/>
+                <w:szCs w:val="21"/>
               </w:rPr>
               <w:t xml:space="preserve">Semester</w:t>
             </w:r>
@@ -254,35 +265,35 @@
         </w:tc>
         <w:tc>
           <w:tcPr>
-            <w:tcW w:type="dxa" w:w="3100"/>
-            <w:tcBorders>
-              <w:top w:val="single" w:color="808080" w:sz="4"/>
-              <w:left w:val="single" w:color="808080" w:sz="4"/>
-              <w:bottom w:val="single" w:color="808080" w:sz="4"/>
-              <w:right w:val="single" w:color="808080" w:sz="4"/>
-            </w:tcBorders>
-            <w:tcMar>
-              <w:top w:type="dxa" w:w="60"/>
-              <w:left w:type="dxa" w:w="100"/>
-              <w:bottom w:type="dxa" w:w="60"/>
-              <w:right w:type="dxa" w:w="100"/>
-            </w:tcMar>
-          </w:tcPr>
-          <w:p>
-            <w:pPr>
-              <w:spacing w:after="60" w:before="0"/>
-              <w:jc w:val="left"/>
-            </w:pPr>
-            <w:r>
-              <w:rPr>
-                <w:rFonts w:ascii="Calibri" w:cs="Calibri" w:eastAsia="Calibri" w:hAnsi="Calibri"/>
-                <w:b w:val="false"/>
-                <w:bCs w:val="false"/>
-                <w:i w:val="false"/>
-                <w:iCs w:val="false"/>
-                <w:color w:val="000000"/>
-                <w:sz w:val="20"/>
-                <w:szCs w:val="20"/>
+            <w:tcW w:type="dxa" w:w="2974"/>
+            <w:tcBorders>
+              <w:top w:val="single" w:color="7F7F7F" w:sz="4"/>
+              <w:left w:val="single" w:color="7F7F7F" w:sz="4"/>
+              <w:bottom w:val="single" w:color="7F7F7F" w:sz="4"/>
+              <w:right w:val="single" w:color="7F7F7F" w:sz="4"/>
+            </w:tcBorders>
+            <w:tcMar>
+              <w:top w:type="dxa" w:w="52"/>
+              <w:left w:type="dxa" w:w="95"/>
+              <w:bottom w:type="dxa" w:w="52"/>
+              <w:right w:type="dxa" w:w="95"/>
+            </w:tcMar>
+          </w:tcPr>
+          <w:p>
+            <w:pPr>
+              <w:spacing w:after="20" w:before="0"/>
+              <w:jc w:val="left"/>
+            </w:pPr>
+            <w:r>
+              <w:rPr>
+                <w:rFonts w:ascii="Cambria" w:cs="Cambria" w:eastAsia="Cambria" w:hAnsi="Cambria"/>
+                <w:b w:val="false"/>
+                <w:bCs w:val="false"/>
+                <w:i w:val="false"/>
+                <w:iCs w:val="false"/>
+                <w:color w:val="000000"/>
+                <w:sz w:val="21"/>
+                <w:szCs w:val="21"/>
               </w:rPr>
               <w:t xml:space="preserve">Fall 2026-27</w:t>
             </w:r>
@@ -290,36 +301,36 @@
         </w:tc>
         <w:tc>
           <w:tcPr>
-            <w:tcW w:type="dxa" w:w="1700"/>
-            <w:tcBorders>
-              <w:top w:val="single" w:color="808080" w:sz="4"/>
-              <w:left w:val="single" w:color="808080" w:sz="4"/>
-              <w:bottom w:val="single" w:color="808080" w:sz="4"/>
-              <w:right w:val="single" w:color="808080" w:sz="4"/>
+            <w:tcW w:type="dxa" w:w="1898"/>
+            <w:tcBorders>
+              <w:top w:val="single" w:color="7F7F7F" w:sz="4"/>
+              <w:left w:val="single" w:color="7F7F7F" w:sz="4"/>
+              <w:bottom w:val="single" w:color="7F7F7F" w:sz="4"/>
+              <w:right w:val="single" w:color="7F7F7F" w:sz="4"/>
             </w:tcBorders>
             <w:shd w:fill="F2F2F2" w:color="auto" w:val="clear"/>
             <w:tcMar>
-              <w:top w:type="dxa" w:w="60"/>
-              <w:left w:type="dxa" w:w="100"/>
-              <w:bottom w:type="dxa" w:w="60"/>
-              <w:right w:type="dxa" w:w="100"/>
-            </w:tcMar>
-          </w:tcPr>
-          <w:p>
-            <w:pPr>
-              <w:spacing w:after="60" w:before="0"/>
-              <w:jc w:val="left"/>
-            </w:pPr>
-            <w:r>
-              <w:rPr>
-                <w:rFonts w:ascii="Calibri" w:cs="Calibri" w:eastAsia="Calibri" w:hAnsi="Calibri"/>
+              <w:top w:type="dxa" w:w="52"/>
+              <w:left w:type="dxa" w:w="95"/>
+              <w:bottom w:type="dxa" w:w="52"/>
+              <w:right w:type="dxa" w:w="95"/>
+            </w:tcMar>
+          </w:tcPr>
+          <w:p>
+            <w:pPr>
+              <w:spacing w:after="20" w:before="0"/>
+              <w:jc w:val="left"/>
+            </w:pPr>
+            <w:r>
+              <w:rPr>
+                <w:rFonts w:ascii="Cambria" w:cs="Cambria" w:eastAsia="Cambria" w:hAnsi="Cambria"/>
                 <w:b/>
                 <w:bCs/>
                 <w:i w:val="false"/>
                 <w:iCs w:val="false"/>
                 <w:color w:val="000000"/>
-                <w:sz w:val="20"/>
-                <w:szCs w:val="20"/>
+                <w:sz w:val="21"/>
+                <w:szCs w:val="21"/>
               </w:rPr>
               <w:t xml:space="preserve">Section</w:t>
             </w:r>
@@ -327,35 +338,35 @@
         </w:tc>
         <w:tc>
           <w:tcPr>
-            <w:tcW w:type="dxa" w:w="2860"/>
-            <w:tcBorders>
-              <w:top w:val="single" w:color="808080" w:sz="4"/>
-              <w:left w:val="single" w:color="808080" w:sz="4"/>
-              <w:bottom w:val="single" w:color="808080" w:sz="4"/>
-              <w:right w:val="single" w:color="808080" w:sz="4"/>
-            </w:tcBorders>
-            <w:tcMar>
-              <w:top w:type="dxa" w:w="60"/>
-              <w:left w:type="dxa" w:w="100"/>
-              <w:bottom w:type="dxa" w:w="60"/>
-              <w:right w:type="dxa" w:w="100"/>
-            </w:tcMar>
-          </w:tcPr>
-          <w:p>
-            <w:pPr>
-              <w:spacing w:after="60" w:before="0"/>
-              <w:jc w:val="left"/>
-            </w:pPr>
-            <w:r>
-              <w:rPr>
-                <w:rFonts w:ascii="Calibri" w:cs="Calibri" w:eastAsia="Calibri" w:hAnsi="Calibri"/>
-                <w:b w:val="false"/>
-                <w:bCs w:val="false"/>
-                <w:i w:val="false"/>
-                <w:iCs w:val="false"/>
-                <w:color w:val="000000"/>
-                <w:sz w:val="20"/>
-                <w:szCs w:val="20"/>
+            <w:tcW w:type="dxa" w:w="2970"/>
+            <w:tcBorders>
+              <w:top w:val="single" w:color="7F7F7F" w:sz="4"/>
+              <w:left w:val="single" w:color="7F7F7F" w:sz="4"/>
+              <w:bottom w:val="single" w:color="7F7F7F" w:sz="4"/>
+              <w:right w:val="single" w:color="7F7F7F" w:sz="4"/>
+            </w:tcBorders>
+            <w:tcMar>
+              <w:top w:type="dxa" w:w="52"/>
+              <w:left w:type="dxa" w:w="95"/>
+              <w:bottom w:type="dxa" w:w="52"/>
+              <w:right w:type="dxa" w:w="95"/>
+            </w:tcMar>
+          </w:tcPr>
+          <w:p>
+            <w:pPr>
+              <w:spacing w:after="20" w:before="0"/>
+              <w:jc w:val="left"/>
+            </w:pPr>
+            <w:r>
+              <w:rPr>
+                <w:rFonts w:ascii="Cambria" w:cs="Cambria" w:eastAsia="Cambria" w:hAnsi="Cambria"/>
+                <w:b w:val="false"/>
+                <w:bCs w:val="false"/>
+                <w:i w:val="false"/>
+                <w:iCs w:val="false"/>
+                <w:color w:val="000000"/>
+                <w:sz w:val="21"/>
+                <w:szCs w:val="21"/>
               </w:rPr>
               <w:t xml:space="preserve">J</w:t>
             </w:r>
@@ -365,36 +376,36 @@
       <w:tr>
         <w:tc>
           <w:tcPr>
-            <w:tcW w:type="dxa" w:w="1700"/>
-            <w:tcBorders>
-              <w:top w:val="single" w:color="808080" w:sz="4"/>
-              <w:left w:val="single" w:color="808080" w:sz="4"/>
-              <w:bottom w:val="single" w:color="808080" w:sz="4"/>
-              <w:right w:val="single" w:color="808080" w:sz="4"/>
+            <w:tcW w:type="dxa" w:w="1906"/>
+            <w:tcBorders>
+              <w:top w:val="single" w:color="7F7F7F" w:sz="4"/>
+              <w:left w:val="single" w:color="7F7F7F" w:sz="4"/>
+              <w:bottom w:val="single" w:color="7F7F7F" w:sz="4"/>
+              <w:right w:val="single" w:color="7F7F7F" w:sz="4"/>
             </w:tcBorders>
             <w:shd w:fill="F2F2F2" w:color="auto" w:val="clear"/>
             <w:tcMar>
-              <w:top w:type="dxa" w:w="60"/>
-              <w:left w:type="dxa" w:w="100"/>
-              <w:bottom w:type="dxa" w:w="60"/>
-              <w:right w:type="dxa" w:w="100"/>
-            </w:tcMar>
-          </w:tcPr>
-          <w:p>
-            <w:pPr>
-              <w:spacing w:after="60" w:before="0"/>
-              <w:jc w:val="left"/>
-            </w:pPr>
-            <w:r>
-              <w:rPr>
-                <w:rFonts w:ascii="Calibri" w:cs="Calibri" w:eastAsia="Calibri" w:hAnsi="Calibri"/>
+              <w:top w:type="dxa" w:w="52"/>
+              <w:left w:type="dxa" w:w="95"/>
+              <w:bottom w:type="dxa" w:w="52"/>
+              <w:right w:type="dxa" w:w="95"/>
+            </w:tcMar>
+          </w:tcPr>
+          <w:p>
+            <w:pPr>
+              <w:spacing w:after="20" w:before="0"/>
+              <w:jc w:val="left"/>
+            </w:pPr>
+            <w:r>
+              <w:rPr>
+                <w:rFonts w:ascii="Cambria" w:cs="Cambria" w:eastAsia="Cambria" w:hAnsi="Cambria"/>
                 <w:b/>
                 <w:bCs/>
                 <w:i w:val="false"/>
                 <w:iCs w:val="false"/>
                 <w:color w:val="000000"/>
-                <w:sz w:val="20"/>
-                <w:szCs w:val="20"/>
+                <w:sz w:val="21"/>
+                <w:szCs w:val="21"/>
               </w:rPr>
               <w:t xml:space="preserve">Student Name</w:t>
             </w:r>
@@ -402,36 +413,36 @@
         </w:tc>
         <w:tc>
           <w:tcPr>
-            <w:tcW w:type="dxa" w:w="7660"/>
+            <w:tcW w:type="dxa" w:w="7842"/>
             <w:gridSpan w:val="3"/>
             <w:tcBorders>
-              <w:top w:val="single" w:color="808080" w:sz="4"/>
-              <w:left w:val="single" w:color="808080" w:sz="4"/>
-              <w:bottom w:val="single" w:color="808080" w:sz="4"/>
-              <w:right w:val="single" w:color="808080" w:sz="4"/>
-            </w:tcBorders>
-            <w:tcMar>
-              <w:top w:type="dxa" w:w="60"/>
-              <w:left w:type="dxa" w:w="100"/>
-              <w:bottom w:type="dxa" w:w="60"/>
-              <w:right w:type="dxa" w:w="100"/>
-            </w:tcMar>
-          </w:tcPr>
-          <w:p>
-            <w:pPr>
-              <w:spacing w:after="60" w:before="0"/>
-              <w:jc w:val="left"/>
-            </w:pPr>
-            <w:r>
-              <w:rPr>
-                <w:rFonts w:ascii="Calibri" w:cs="Calibri" w:eastAsia="Calibri" w:hAnsi="Calibri"/>
-                <w:b w:val="false"/>
-                <w:bCs w:val="false"/>
-                <w:i w:val="false"/>
-                <w:iCs w:val="false"/>
-                <w:color w:val="000000"/>
-                <w:sz w:val="20"/>
-                <w:szCs w:val="20"/>
+              <w:top w:val="single" w:color="7F7F7F" w:sz="4"/>
+              <w:left w:val="single" w:color="7F7F7F" w:sz="4"/>
+              <w:bottom w:val="single" w:color="7F7F7F" w:sz="4"/>
+              <w:right w:val="single" w:color="7F7F7F" w:sz="4"/>
+            </w:tcBorders>
+            <w:tcMar>
+              <w:top w:type="dxa" w:w="52"/>
+              <w:left w:type="dxa" w:w="95"/>
+              <w:bottom w:type="dxa" w:w="52"/>
+              <w:right w:type="dxa" w:w="95"/>
+            </w:tcMar>
+          </w:tcPr>
+          <w:p>
+            <w:pPr>
+              <w:spacing w:after="20" w:before="0"/>
+              <w:jc w:val="left"/>
+            </w:pPr>
+            <w:r>
+              <w:rPr>
+                <w:rFonts w:ascii="Cambria" w:cs="Cambria" w:eastAsia="Cambria" w:hAnsi="Cambria"/>
+                <w:b w:val="false"/>
+                <w:bCs w:val="false"/>
+                <w:i w:val="false"/>
+                <w:iCs w:val="false"/>
+                <w:color w:val="000000"/>
+                <w:sz w:val="21"/>
+                <w:szCs w:val="21"/>
               </w:rPr>
               <w:t xml:space="preserve"/>
             </w:r>
@@ -441,36 +452,36 @@
       <w:tr>
         <w:tc>
           <w:tcPr>
-            <w:tcW w:type="dxa" w:w="1700"/>
-            <w:tcBorders>
-              <w:top w:val="single" w:color="808080" w:sz="4"/>
-              <w:left w:val="single" w:color="808080" w:sz="4"/>
-              <w:bottom w:val="single" w:color="808080" w:sz="4"/>
-              <w:right w:val="single" w:color="808080" w:sz="4"/>
+            <w:tcW w:type="dxa" w:w="1906"/>
+            <w:tcBorders>
+              <w:top w:val="single" w:color="7F7F7F" w:sz="4"/>
+              <w:left w:val="single" w:color="7F7F7F" w:sz="4"/>
+              <w:bottom w:val="single" w:color="7F7F7F" w:sz="4"/>
+              <w:right w:val="single" w:color="7F7F7F" w:sz="4"/>
             </w:tcBorders>
             <w:shd w:fill="F2F2F2" w:color="auto" w:val="clear"/>
             <w:tcMar>
-              <w:top w:type="dxa" w:w="60"/>
-              <w:left w:type="dxa" w:w="100"/>
-              <w:bottom w:type="dxa" w:w="60"/>
-              <w:right w:type="dxa" w:w="100"/>
-            </w:tcMar>
-          </w:tcPr>
-          <w:p>
-            <w:pPr>
-              <w:spacing w:after="60" w:before="0"/>
-              <w:jc w:val="left"/>
-            </w:pPr>
-            <w:r>
-              <w:rPr>
-                <w:rFonts w:ascii="Calibri" w:cs="Calibri" w:eastAsia="Calibri" w:hAnsi="Calibri"/>
+              <w:top w:type="dxa" w:w="52"/>
+              <w:left w:type="dxa" w:w="95"/>
+              <w:bottom w:type="dxa" w:w="52"/>
+              <w:right w:type="dxa" w:w="95"/>
+            </w:tcMar>
+          </w:tcPr>
+          <w:p>
+            <w:pPr>
+              <w:spacing w:after="20" w:before="0"/>
+              <w:jc w:val="left"/>
+            </w:pPr>
+            <w:r>
+              <w:rPr>
+                <w:rFonts w:ascii="Cambria" w:cs="Cambria" w:eastAsia="Cambria" w:hAnsi="Cambria"/>
                 <w:b/>
                 <w:bCs/>
                 <w:i w:val="false"/>
                 <w:iCs w:val="false"/>
                 <w:color w:val="000000"/>
-                <w:sz w:val="20"/>
-                <w:szCs w:val="20"/>
+                <w:sz w:val="21"/>
+                <w:szCs w:val="21"/>
               </w:rPr>
               <w:t xml:space="preserve">Student ID</w:t>
             </w:r>
@@ -478,35 +489,35 @@
         </w:tc>
         <w:tc>
           <w:tcPr>
-            <w:tcW w:type="dxa" w:w="3100"/>
-            <w:tcBorders>
-              <w:top w:val="single" w:color="808080" w:sz="4"/>
-              <w:left w:val="single" w:color="808080" w:sz="4"/>
-              <w:bottom w:val="single" w:color="808080" w:sz="4"/>
-              <w:right w:val="single" w:color="808080" w:sz="4"/>
-            </w:tcBorders>
-            <w:tcMar>
-              <w:top w:type="dxa" w:w="60"/>
-              <w:left w:type="dxa" w:w="100"/>
-              <w:bottom w:type="dxa" w:w="60"/>
-              <w:right w:type="dxa" w:w="100"/>
-            </w:tcMar>
-          </w:tcPr>
-          <w:p>
-            <w:pPr>
-              <w:spacing w:after="60" w:before="0"/>
-              <w:jc w:val="left"/>
-            </w:pPr>
-            <w:r>
-              <w:rPr>
-                <w:rFonts w:ascii="Calibri" w:cs="Calibri" w:eastAsia="Calibri" w:hAnsi="Calibri"/>
-                <w:b w:val="false"/>
-                <w:bCs w:val="false"/>
-                <w:i w:val="false"/>
-                <w:iCs w:val="false"/>
-                <w:color w:val="000000"/>
-                <w:sz w:val="20"/>
-                <w:szCs w:val="20"/>
+            <w:tcW w:type="dxa" w:w="2974"/>
+            <w:tcBorders>
+              <w:top w:val="single" w:color="7F7F7F" w:sz="4"/>
+              <w:left w:val="single" w:color="7F7F7F" w:sz="4"/>
+              <w:bottom w:val="single" w:color="7F7F7F" w:sz="4"/>
+              <w:right w:val="single" w:color="7F7F7F" w:sz="4"/>
+            </w:tcBorders>
+            <w:tcMar>
+              <w:top w:type="dxa" w:w="52"/>
+              <w:left w:type="dxa" w:w="95"/>
+              <w:bottom w:type="dxa" w:w="52"/>
+              <w:right w:type="dxa" w:w="95"/>
+            </w:tcMar>
+          </w:tcPr>
+          <w:p>
+            <w:pPr>
+              <w:spacing w:after="20" w:before="0"/>
+              <w:jc w:val="left"/>
+            </w:pPr>
+            <w:r>
+              <w:rPr>
+                <w:rFonts w:ascii="Cambria" w:cs="Cambria" w:eastAsia="Cambria" w:hAnsi="Cambria"/>
+                <w:b w:val="false"/>
+                <w:bCs w:val="false"/>
+                <w:i w:val="false"/>
+                <w:iCs w:val="false"/>
+                <w:color w:val="000000"/>
+                <w:sz w:val="21"/>
+                <w:szCs w:val="21"/>
               </w:rPr>
               <w:t xml:space="preserve"/>
             </w:r>
@@ -514,36 +525,36 @@
         </w:tc>
         <w:tc>
           <w:tcPr>
-            <w:tcW w:type="dxa" w:w="1700"/>
-            <w:tcBorders>
-              <w:top w:val="single" w:color="808080" w:sz="4"/>
-              <w:left w:val="single" w:color="808080" w:sz="4"/>
-              <w:bottom w:val="single" w:color="808080" w:sz="4"/>
-              <w:right w:val="single" w:color="808080" w:sz="4"/>
+            <w:tcW w:type="dxa" w:w="1898"/>
+            <w:tcBorders>
+              <w:top w:val="single" w:color="7F7F7F" w:sz="4"/>
+              <w:left w:val="single" w:color="7F7F7F" w:sz="4"/>
+              <w:bottom w:val="single" w:color="7F7F7F" w:sz="4"/>
+              <w:right w:val="single" w:color="7F7F7F" w:sz="4"/>
             </w:tcBorders>
             <w:shd w:fill="F2F2F2" w:color="auto" w:val="clear"/>
             <w:tcMar>
-              <w:top w:type="dxa" w:w="60"/>
-              <w:left w:type="dxa" w:w="100"/>
-              <w:bottom w:type="dxa" w:w="60"/>
-              <w:right w:type="dxa" w:w="100"/>
-            </w:tcMar>
-          </w:tcPr>
-          <w:p>
-            <w:pPr>
-              <w:spacing w:after="60" w:before="0"/>
-              <w:jc w:val="left"/>
-            </w:pPr>
-            <w:r>
-              <w:rPr>
-                <w:rFonts w:ascii="Calibri" w:cs="Calibri" w:eastAsia="Calibri" w:hAnsi="Calibri"/>
+              <w:top w:type="dxa" w:w="52"/>
+              <w:left w:type="dxa" w:w="95"/>
+              <w:bottom w:type="dxa" w:w="52"/>
+              <w:right w:type="dxa" w:w="95"/>
+            </w:tcMar>
+          </w:tcPr>
+          <w:p>
+            <w:pPr>
+              <w:spacing w:after="20" w:before="0"/>
+              <w:jc w:val="left"/>
+            </w:pPr>
+            <w:r>
+              <w:rPr>
+                <w:rFonts w:ascii="Cambria" w:cs="Cambria" w:eastAsia="Cambria" w:hAnsi="Cambria"/>
                 <w:b/>
                 <w:bCs/>
                 <w:i w:val="false"/>
                 <w:iCs w:val="false"/>
                 <w:color w:val="000000"/>
-                <w:sz w:val="20"/>
-                <w:szCs w:val="20"/>
+                <w:sz w:val="21"/>
+                <w:szCs w:val="21"/>
               </w:rPr>
               <w:t xml:space="preserve">Group No.</w:t>
             </w:r>
@@ -551,35 +562,35 @@
         </w:tc>
         <w:tc>
           <w:tcPr>
-            <w:tcW w:type="dxa" w:w="2860"/>
-            <w:tcBorders>
-              <w:top w:val="single" w:color="808080" w:sz="4"/>
-              <w:left w:val="single" w:color="808080" w:sz="4"/>
-              <w:bottom w:val="single" w:color="808080" w:sz="4"/>
-              <w:right w:val="single" w:color="808080" w:sz="4"/>
-            </w:tcBorders>
-            <w:tcMar>
-              <w:top w:type="dxa" w:w="60"/>
-              <w:left w:type="dxa" w:w="100"/>
-              <w:bottom w:type="dxa" w:w="60"/>
-              <w:right w:type="dxa" w:w="100"/>
-            </w:tcMar>
-          </w:tcPr>
-          <w:p>
-            <w:pPr>
-              <w:spacing w:after="60" w:before="0"/>
-              <w:jc w:val="left"/>
-            </w:pPr>
-            <w:r>
-              <w:rPr>
-                <w:rFonts w:ascii="Calibri" w:cs="Calibri" w:eastAsia="Calibri" w:hAnsi="Calibri"/>
-                <w:b w:val="false"/>
-                <w:bCs w:val="false"/>
-                <w:i w:val="false"/>
-                <w:iCs w:val="false"/>
-                <w:color w:val="000000"/>
-                <w:sz w:val="20"/>
-                <w:szCs w:val="20"/>
+            <w:tcW w:type="dxa" w:w="2970"/>
+            <w:tcBorders>
+              <w:top w:val="single" w:color="7F7F7F" w:sz="4"/>
+              <w:left w:val="single" w:color="7F7F7F" w:sz="4"/>
+              <w:bottom w:val="single" w:color="7F7F7F" w:sz="4"/>
+              <w:right w:val="single" w:color="7F7F7F" w:sz="4"/>
+            </w:tcBorders>
+            <w:tcMar>
+              <w:top w:type="dxa" w:w="52"/>
+              <w:left w:type="dxa" w:w="95"/>
+              <w:bottom w:type="dxa" w:w="52"/>
+              <w:right w:type="dxa" w:w="95"/>
+            </w:tcMar>
+          </w:tcPr>
+          <w:p>
+            <w:pPr>
+              <w:spacing w:after="20" w:before="0"/>
+              <w:jc w:val="left"/>
+            </w:pPr>
+            <w:r>
+              <w:rPr>
+                <w:rFonts w:ascii="Cambria" w:cs="Cambria" w:eastAsia="Cambria" w:hAnsi="Cambria"/>
+                <w:b w:val="false"/>
+                <w:bCs w:val="false"/>
+                <w:i w:val="false"/>
+                <w:iCs w:val="false"/>
+                <w:color w:val="000000"/>
+                <w:sz w:val="21"/>
+                <w:szCs w:val="21"/>
               </w:rPr>
               <w:t xml:space="preserve"/>
             </w:r>
@@ -592,13 +603,15 @@
         <w:pBdr>
           <w:bottom w:val="single" w:color="1F3864" w:sz="8"/>
         </w:pBdr>
-        <w:spacing w:after="80" w:before="240"/>
+        <w:spacing w:after="80" w:before="160"/>
       </w:pPr>
       <w:r>
         <w:rPr>
           <w:rFonts w:ascii="Cambria" w:cs="Cambria" w:eastAsia="Cambria" w:hAnsi="Cambria"/>
           <w:b/>
           <w:bCs/>
+          <w:i w:val="false"/>
+          <w:iCs w:val="false"/>
           <w:color w:val="1F3864"/>
           <w:sz w:val="22"/>
           <w:szCs w:val="22"/>
@@ -608,7 +621,7 @@
     </w:p>
     <w:tbl>
       <w:tblPr>
-        <w:tblW w:type="dxa" w:w="9360"/>
+        <w:tblW w:type="dxa" w:w="9748"/>
         <w:tblBorders>
           <w:top w:val="single" w:color="auto" w:sz="4"/>
           <w:left w:val="single" w:color="auto" w:sz="4"/>
@@ -619,42 +632,42 @@
         </w:tblBorders>
       </w:tblPr>
       <w:tblGrid>
-        <w:gridCol w:w="1700"/>
-        <w:gridCol w:w="7660"/>
+        <w:gridCol w:w="1906"/>
+        <w:gridCol w:w="7842"/>
       </w:tblGrid>
       <w:tr>
         <w:tc>
           <w:tcPr>
-            <w:tcW w:type="dxa" w:w="1700"/>
-            <w:tcBorders>
-              <w:top w:val="single" w:color="808080" w:sz="4"/>
-              <w:left w:val="single" w:color="808080" w:sz="4"/>
-              <w:bottom w:val="single" w:color="808080" w:sz="4"/>
-              <w:right w:val="single" w:color="808080" w:sz="4"/>
+            <w:tcW w:type="dxa" w:w="1906"/>
+            <w:tcBorders>
+              <w:top w:val="single" w:color="7F7F7F" w:sz="4"/>
+              <w:left w:val="single" w:color="7F7F7F" w:sz="4"/>
+              <w:bottom w:val="single" w:color="7F7F7F" w:sz="4"/>
+              <w:right w:val="single" w:color="7F7F7F" w:sz="4"/>
             </w:tcBorders>
             <w:shd w:fill="D9E2F3" w:color="auto" w:val="clear"/>
             <w:tcMar>
-              <w:top w:type="dxa" w:w="60"/>
-              <w:left w:type="dxa" w:w="100"/>
-              <w:bottom w:type="dxa" w:w="60"/>
-              <w:right w:type="dxa" w:w="100"/>
-            </w:tcMar>
-          </w:tcPr>
-          <w:p>
-            <w:pPr>
-              <w:spacing w:after="60" w:before="0"/>
-              <w:jc w:val="left"/>
-            </w:pPr>
-            <w:r>
-              <w:rPr>
-                <w:rFonts w:ascii="Calibri" w:cs="Calibri" w:eastAsia="Calibri" w:hAnsi="Calibri"/>
+              <w:top w:type="dxa" w:w="52"/>
+              <w:left w:type="dxa" w:w="95"/>
+              <w:bottom w:type="dxa" w:w="52"/>
+              <w:right w:type="dxa" w:w="95"/>
+            </w:tcMar>
+          </w:tcPr>
+          <w:p>
+            <w:pPr>
+              <w:spacing w:after="20" w:before="0"/>
+              <w:jc w:val="left"/>
+            </w:pPr>
+            <w:r>
+              <w:rPr>
+                <w:rFonts w:ascii="Cambria" w:cs="Cambria" w:eastAsia="Cambria" w:hAnsi="Cambria"/>
                 <w:b/>
                 <w:bCs/>
                 <w:i w:val="false"/>
                 <w:iCs w:val="false"/>
                 <w:color w:val="000000"/>
-                <w:sz w:val="20"/>
-                <w:szCs w:val="20"/>
+                <w:sz w:val="21"/>
+                <w:szCs w:val="21"/>
               </w:rPr>
               <w:t xml:space="preserve">CO3 [PO-c2]</w:t>
             </w:r>
@@ -662,35 +675,35 @@
         </w:tc>
         <w:tc>
           <w:tcPr>
-            <w:tcW w:type="dxa" w:w="7660"/>
-            <w:tcBorders>
-              <w:top w:val="single" w:color="808080" w:sz="4"/>
-              <w:left w:val="single" w:color="808080" w:sz="4"/>
-              <w:bottom w:val="single" w:color="808080" w:sz="4"/>
-              <w:right w:val="single" w:color="808080" w:sz="4"/>
-            </w:tcBorders>
-            <w:tcMar>
-              <w:top w:type="dxa" w:w="60"/>
-              <w:left w:type="dxa" w:w="100"/>
-              <w:bottom w:type="dxa" w:w="60"/>
-              <w:right w:type="dxa" w:w="100"/>
-            </w:tcMar>
-          </w:tcPr>
-          <w:p>
-            <w:pPr>
-              <w:spacing w:after="60" w:before="0"/>
-              <w:jc w:val="left"/>
-            </w:pPr>
-            <w:r>
-              <w:rPr>
-                <w:rFonts w:ascii="Calibri" w:cs="Calibri" w:eastAsia="Calibri" w:hAnsi="Calibri"/>
+            <w:tcW w:type="dxa" w:w="7842"/>
+            <w:tcBorders>
+              <w:top w:val="single" w:color="7F7F7F" w:sz="4"/>
+              <w:left w:val="single" w:color="7F7F7F" w:sz="4"/>
+              <w:bottom w:val="single" w:color="7F7F7F" w:sz="4"/>
+              <w:right w:val="single" w:color="7F7F7F" w:sz="4"/>
+            </w:tcBorders>
+            <w:tcMar>
+              <w:top w:type="dxa" w:w="52"/>
+              <w:left w:type="dxa" w:w="95"/>
+              <w:bottom w:type="dxa" w:w="52"/>
+              <w:right w:type="dxa" w:w="95"/>
+            </w:tcMar>
+          </w:tcPr>
+          <w:p>
+            <w:pPr>
+              <w:spacing w:after="20" w:before="0"/>
+              <w:jc w:val="left"/>
+            </w:pPr>
+            <w:r>
+              <w:rPr>
+                <w:rFonts w:ascii="Cambria" w:cs="Cambria" w:eastAsia="Cambria" w:hAnsi="Cambria"/>
                 <w:b/>
                 <w:bCs/>
                 <w:i w:val="false"/>
                 <w:iCs w:val="false"/>
                 <w:color w:val="000000"/>
-                <w:sz w:val="20"/>
-                <w:szCs w:val="20"/>
+                <w:sz w:val="21"/>
+                <w:szCs w:val="21"/>
               </w:rPr>
               <w:t xml:space="preserve">Develop a multi-tier web application for a targeted society</w:t>
             </w:r>
@@ -700,36 +713,37 @@
       <w:tr>
         <w:tc>
           <w:tcPr>
-            <w:tcW w:type="dxa" w:w="1700"/>
-            <w:tcBorders>
-              <w:top w:val="single" w:color="808080" w:sz="4"/>
-              <w:left w:val="single" w:color="808080" w:sz="4"/>
-              <w:bottom w:val="single" w:color="808080" w:sz="4"/>
-              <w:right w:val="single" w:color="808080" w:sz="4"/>
+            <w:tcW w:type="dxa" w:w="1906"/>
+            <w:tcBorders>
+              <w:top w:val="single" w:color="7F7F7F" w:sz="4"/>
+              <w:left w:val="single" w:color="7F7F7F" w:sz="4"/>
+              <w:bottom w:val="single" w:color="7F7F7F" w:sz="4"/>
+              <w:right w:val="single" w:color="7F7F7F" w:sz="4"/>
             </w:tcBorders>
             <w:shd w:fill="F2F2F2" w:color="auto" w:val="clear"/>
             <w:tcMar>
-              <w:top w:type="dxa" w:w="60"/>
-              <w:left w:type="dxa" w:w="100"/>
-              <w:bottom w:type="dxa" w:w="60"/>
-              <w:right w:type="dxa" w:w="100"/>
-            </w:tcMar>
-          </w:tcPr>
-          <w:p>
-            <w:pPr>
-              <w:spacing w:after="60" w:before="0"/>
-              <w:jc w:val="left"/>
-            </w:pPr>
-            <w:r>
-              <w:rPr>
-                <w:rFonts w:ascii="Calibri" w:cs="Calibri" w:eastAsia="Calibri" w:hAnsi="Calibri"/>
+              <w:top w:type="dxa" w:w="52"/>
+              <w:left w:type="dxa" w:w="95"/>
+              <w:bottom w:type="dxa" w:w="52"/>
+              <w:right w:type="dxa" w:w="95"/>
+            </w:tcMar>
+            <w:vAlign w:val="center"/>
+          </w:tcPr>
+          <w:p>
+            <w:pPr>
+              <w:spacing w:after="20" w:before="0"/>
+              <w:jc w:val="left"/>
+            </w:pPr>
+            <w:r>
+              <w:rPr>
+                <w:rFonts w:ascii="Cambria" w:cs="Cambria" w:eastAsia="Cambria" w:hAnsi="Cambria"/>
                 <w:b/>
                 <w:bCs/>
                 <w:i w:val="false"/>
                 <w:iCs w:val="false"/>
                 <w:color w:val="000000"/>
-                <w:sz w:val="20"/>
-                <w:szCs w:val="20"/>
+                <w:sz w:val="19"/>
+                <w:szCs w:val="19"/>
               </w:rPr>
               <w:t xml:space="preserve">AI Policy</w:t>
             </w:r>
@@ -737,33 +751,33 @@
         </w:tc>
         <w:tc>
           <w:tcPr>
-            <w:tcW w:type="dxa" w:w="7660"/>
-            <w:tcBorders>
-              <w:top w:val="single" w:color="808080" w:sz="4"/>
-              <w:left w:val="single" w:color="808080" w:sz="4"/>
-              <w:bottom w:val="single" w:color="808080" w:sz="4"/>
-              <w:right w:val="single" w:color="808080" w:sz="4"/>
-            </w:tcBorders>
-            <w:tcMar>
-              <w:top w:type="dxa" w:w="60"/>
-              <w:left w:type="dxa" w:w="100"/>
-              <w:bottom w:type="dxa" w:w="60"/>
-              <w:right w:type="dxa" w:w="100"/>
-            </w:tcMar>
-          </w:tcPr>
-          <w:p>
-            <w:pPr>
-              <w:spacing w:after="60" w:before="0"/>
-              <w:jc w:val="left"/>
-            </w:pPr>
-            <w:r>
-              <w:rPr>
-                <w:rFonts w:ascii="Calibri" w:cs="Calibri" w:eastAsia="Calibri" w:hAnsi="Calibri"/>
+            <w:tcW w:type="dxa" w:w="7842"/>
+            <w:tcBorders>
+              <w:top w:val="single" w:color="7F7F7F" w:sz="4"/>
+              <w:left w:val="single" w:color="7F7F7F" w:sz="4"/>
+              <w:bottom w:val="single" w:color="7F7F7F" w:sz="4"/>
+              <w:right w:val="single" w:color="7F7F7F" w:sz="4"/>
+            </w:tcBorders>
+            <w:tcMar>
+              <w:top w:type="dxa" w:w="52"/>
+              <w:left w:type="dxa" w:w="95"/>
+              <w:bottom w:type="dxa" w:w="52"/>
+              <w:right w:type="dxa" w:w="95"/>
+            </w:tcMar>
+          </w:tcPr>
+          <w:p>
+            <w:pPr>
+              <w:spacing w:after="0"/>
+              <w:jc w:val="both"/>
+            </w:pPr>
+            <w:r>
+              <w:rPr>
+                <w:rFonts w:ascii="Cambria" w:cs="Cambria" w:eastAsia="Cambria" w:hAnsi="Cambria"/>
                 <w:b/>
                 <w:bCs/>
                 <w:i/>
                 <w:iCs/>
-                <w:color w:val="000000"/>
+                <w:color w:val="333333"/>
                 <w:sz w:val="17"/>
                 <w:szCs w:val="17"/>
               </w:rPr>
@@ -778,13 +792,15 @@
         <w:pBdr>
           <w:bottom w:val="single" w:color="1F3864" w:sz="8"/>
         </w:pBdr>
-        <w:spacing w:after="80" w:before="240"/>
+        <w:spacing w:after="80" w:before="160"/>
       </w:pPr>
       <w:r>
         <w:rPr>
           <w:rFonts w:ascii="Cambria" w:cs="Cambria" w:eastAsia="Cambria" w:hAnsi="Cambria"/>
           <w:b/>
           <w:bCs/>
+          <w:i w:val="false"/>
+          <w:iCs w:val="false"/>
           <w:color w:val="1F3864"/>
           <w:sz w:val="22"/>
           <w:szCs w:val="22"/>
@@ -794,7 +810,7 @@
     </w:p>
     <w:tbl>
       <w:tblPr>
-        <w:tblW w:type="dxa" w:w="9360"/>
+        <w:tblW w:type="dxa" w:w="9748"/>
         <w:tblBorders>
           <w:top w:val="single" w:color="auto" w:sz="4"/>
           <w:left w:val="single" w:color="auto" w:sz="4"/>
@@ -805,44 +821,45 @@
         </w:tblBorders>
       </w:tblPr>
       <w:tblGrid>
-        <w:gridCol w:w="2600"/>
-        <w:gridCol w:w="3900"/>
-        <w:gridCol w:w="1500"/>
-        <w:gridCol w:w="1360"/>
+        <w:gridCol w:w="2806"/>
+        <w:gridCol w:w="4122"/>
+        <w:gridCol w:w="1440"/>
+        <w:gridCol w:w="1380"/>
       </w:tblGrid>
       <w:tr>
         <w:tc>
           <w:tcPr>
-            <w:tcW w:type="dxa" w:w="2600"/>
-            <w:tcBorders>
-              <w:top w:val="single" w:color="808080" w:sz="4"/>
-              <w:left w:val="single" w:color="808080" w:sz="4"/>
-              <w:bottom w:val="single" w:color="808080" w:sz="4"/>
-              <w:right w:val="single" w:color="808080" w:sz="4"/>
+            <w:tcW w:type="dxa" w:w="2806"/>
+            <w:tcBorders>
+              <w:top w:val="single" w:color="7F7F7F" w:sz="4"/>
+              <w:left w:val="single" w:color="7F7F7F" w:sz="4"/>
+              <w:bottom w:val="single" w:color="7F7F7F" w:sz="4"/>
+              <w:right w:val="single" w:color="7F7F7F" w:sz="4"/>
             </w:tcBorders>
             <w:shd w:fill="D9E2F3" w:color="auto" w:val="clear"/>
             <w:tcMar>
-              <w:top w:type="dxa" w:w="60"/>
-              <w:left w:type="dxa" w:w="100"/>
-              <w:bottom w:type="dxa" w:w="60"/>
-              <w:right w:type="dxa" w:w="100"/>
-            </w:tcMar>
-          </w:tcPr>
-          <w:p>
-            <w:pPr>
-              <w:spacing w:after="60" w:before="0"/>
-              <w:jc w:val="left"/>
-            </w:pPr>
-            <w:r>
-              <w:rPr>
-                <w:rFonts w:ascii="Calibri" w:cs="Calibri" w:eastAsia="Calibri" w:hAnsi="Calibri"/>
+              <w:top w:type="dxa" w:w="52"/>
+              <w:left w:type="dxa" w:w="95"/>
+              <w:bottom w:type="dxa" w:w="52"/>
+              <w:right w:type="dxa" w:w="95"/>
+            </w:tcMar>
+            <w:vAlign w:val="center"/>
+          </w:tcPr>
+          <w:p>
+            <w:pPr>
+              <w:spacing w:after="20" w:before="0"/>
+              <w:jc w:val="left"/>
+            </w:pPr>
+            <w:r>
+              <w:rPr>
+                <w:rFonts w:ascii="Cambria" w:cs="Cambria" w:eastAsia="Cambria" w:hAnsi="Cambria"/>
                 <w:b/>
                 <w:bCs/>
                 <w:i w:val="false"/>
                 <w:iCs w:val="false"/>
                 <w:color w:val="000000"/>
-                <w:sz w:val="20"/>
-                <w:szCs w:val="20"/>
+                <w:sz w:val="21"/>
+                <w:szCs w:val="21"/>
               </w:rPr>
               <w:t xml:space="preserve">Assessment Attribute/Criteria</w:t>
             </w:r>
@@ -850,36 +867,37 @@
         </w:tc>
         <w:tc>
           <w:tcPr>
-            <w:tcW w:type="dxa" w:w="3900"/>
-            <w:tcBorders>
-              <w:top w:val="single" w:color="808080" w:sz="4"/>
-              <w:left w:val="single" w:color="808080" w:sz="4"/>
-              <w:bottom w:val="single" w:color="808080" w:sz="4"/>
-              <w:right w:val="single" w:color="808080" w:sz="4"/>
+            <w:tcW w:type="dxa" w:w="4122"/>
+            <w:tcBorders>
+              <w:top w:val="single" w:color="7F7F7F" w:sz="4"/>
+              <w:left w:val="single" w:color="7F7F7F" w:sz="4"/>
+              <w:bottom w:val="single" w:color="7F7F7F" w:sz="4"/>
+              <w:right w:val="single" w:color="7F7F7F" w:sz="4"/>
             </w:tcBorders>
             <w:shd w:fill="D9E2F3" w:color="auto" w:val="clear"/>
             <w:tcMar>
-              <w:top w:type="dxa" w:w="60"/>
-              <w:left w:type="dxa" w:w="100"/>
-              <w:bottom w:type="dxa" w:w="60"/>
-              <w:right w:type="dxa" w:w="100"/>
-            </w:tcMar>
-          </w:tcPr>
-          <w:p>
-            <w:pPr>
-              <w:spacing w:after="60" w:before="0"/>
-              <w:jc w:val="left"/>
-            </w:pPr>
-            <w:r>
-              <w:rPr>
-                <w:rFonts w:ascii="Calibri" w:cs="Calibri" w:eastAsia="Calibri" w:hAnsi="Calibri"/>
+              <w:top w:type="dxa" w:w="52"/>
+              <w:left w:type="dxa" w:w="95"/>
+              <w:bottom w:type="dxa" w:w="52"/>
+              <w:right w:type="dxa" w:w="95"/>
+            </w:tcMar>
+            <w:vAlign w:val="center"/>
+          </w:tcPr>
+          <w:p>
+            <w:pPr>
+              <w:spacing w:after="20" w:before="0"/>
+              <w:jc w:val="left"/>
+            </w:pPr>
+            <w:r>
+              <w:rPr>
+                <w:rFonts w:ascii="Cambria" w:cs="Cambria" w:eastAsia="Cambria" w:hAnsi="Cambria"/>
                 <w:b/>
                 <w:bCs/>
                 <w:i w:val="false"/>
                 <w:iCs w:val="false"/>
                 <w:color w:val="000000"/>
-                <w:sz w:val="20"/>
-                <w:szCs w:val="20"/>
+                <w:sz w:val="21"/>
+                <w:szCs w:val="21"/>
               </w:rPr>
               <w:t xml:space="preserve">Component</w:t>
             </w:r>
@@ -887,36 +905,37 @@
         </w:tc>
         <w:tc>
           <w:tcPr>
-            <w:tcW w:type="dxa" w:w="1500"/>
-            <w:tcBorders>
-              <w:top w:val="single" w:color="808080" w:sz="4"/>
-              <w:left w:val="single" w:color="808080" w:sz="4"/>
-              <w:bottom w:val="single" w:color="808080" w:sz="4"/>
-              <w:right w:val="single" w:color="808080" w:sz="4"/>
+            <w:tcW w:type="dxa" w:w="1440"/>
+            <w:tcBorders>
+              <w:top w:val="single" w:color="7F7F7F" w:sz="4"/>
+              <w:left w:val="single" w:color="7F7F7F" w:sz="4"/>
+              <w:bottom w:val="single" w:color="7F7F7F" w:sz="4"/>
+              <w:right w:val="single" w:color="7F7F7F" w:sz="4"/>
             </w:tcBorders>
             <w:shd w:fill="D9E2F3" w:color="auto" w:val="clear"/>
             <w:tcMar>
-              <w:top w:type="dxa" w:w="60"/>
-              <w:left w:type="dxa" w:w="100"/>
-              <w:bottom w:type="dxa" w:w="60"/>
-              <w:right w:type="dxa" w:w="100"/>
-            </w:tcMar>
-          </w:tcPr>
-          <w:p>
-            <w:pPr>
-              <w:spacing w:after="60" w:before="0"/>
+              <w:top w:type="dxa" w:w="52"/>
+              <w:left w:type="dxa" w:w="95"/>
+              <w:bottom w:type="dxa" w:w="52"/>
+              <w:right w:type="dxa" w:w="95"/>
+            </w:tcMar>
+            <w:vAlign w:val="center"/>
+          </w:tcPr>
+          <w:p>
+            <w:pPr>
+              <w:spacing w:after="20" w:before="0"/>
               <w:jc w:val="center"/>
             </w:pPr>
             <w:r>
               <w:rPr>
-                <w:rFonts w:ascii="Calibri" w:cs="Calibri" w:eastAsia="Calibri" w:hAnsi="Calibri"/>
+                <w:rFonts w:ascii="Cambria" w:cs="Cambria" w:eastAsia="Cambria" w:hAnsi="Cambria"/>
                 <w:b/>
                 <w:bCs/>
                 <w:i w:val="false"/>
                 <w:iCs w:val="false"/>
                 <w:color w:val="000000"/>
-                <w:sz w:val="20"/>
-                <w:szCs w:val="20"/>
+                <w:sz w:val="21"/>
+                <w:szCs w:val="21"/>
               </w:rPr>
               <w:t xml:space="preserve">Marks (0–5)</w:t>
             </w:r>
@@ -924,36 +943,37 @@
         </w:tc>
         <w:tc>
           <w:tcPr>
-            <w:tcW w:type="dxa" w:w="1360"/>
-            <w:tcBorders>
-              <w:top w:val="single" w:color="808080" w:sz="4"/>
-              <w:left w:val="single" w:color="808080" w:sz="4"/>
-              <w:bottom w:val="single" w:color="808080" w:sz="4"/>
-              <w:right w:val="single" w:color="808080" w:sz="4"/>
+            <w:tcW w:type="dxa" w:w="1380"/>
+            <w:tcBorders>
+              <w:top w:val="single" w:color="7F7F7F" w:sz="4"/>
+              <w:left w:val="single" w:color="7F7F7F" w:sz="4"/>
+              <w:bottom w:val="single" w:color="7F7F7F" w:sz="4"/>
+              <w:right w:val="single" w:color="7F7F7F" w:sz="4"/>
             </w:tcBorders>
             <w:shd w:fill="D9E2F3" w:color="auto" w:val="clear"/>
             <w:tcMar>
-              <w:top w:type="dxa" w:w="60"/>
-              <w:left w:type="dxa" w:w="100"/>
-              <w:bottom w:type="dxa" w:w="60"/>
-              <w:right w:type="dxa" w:w="100"/>
-            </w:tcMar>
-          </w:tcPr>
-          <w:p>
-            <w:pPr>
-              <w:spacing w:after="60" w:before="0"/>
+              <w:top w:type="dxa" w:w="52"/>
+              <w:left w:type="dxa" w:w="95"/>
+              <w:bottom w:type="dxa" w:w="52"/>
+              <w:right w:type="dxa" w:w="95"/>
+            </w:tcMar>
+            <w:vAlign w:val="center"/>
+          </w:tcPr>
+          <w:p>
+            <w:pPr>
+              <w:spacing w:after="20" w:before="0"/>
               <w:jc w:val="center"/>
             </w:pPr>
             <w:r>
               <w:rPr>
-                <w:rFonts w:ascii="Calibri" w:cs="Calibri" w:eastAsia="Calibri" w:hAnsi="Calibri"/>
+                <w:rFonts w:ascii="Cambria" w:cs="Cambria" w:eastAsia="Cambria" w:hAnsi="Cambria"/>
                 <w:b/>
                 <w:bCs/>
                 <w:i w:val="false"/>
                 <w:iCs w:val="false"/>
                 <w:color w:val="000000"/>
-                <w:sz w:val="20"/>
-                <w:szCs w:val="20"/>
+                <w:sz w:val="21"/>
+                <w:szCs w:val="21"/>
               </w:rPr>
               <w:t xml:space="preserve">Criterion Mark</w:t>
             </w:r>
@@ -963,53 +983,56 @@
       <w:tr>
         <w:tc>
           <w:tcPr>
-            <w:tcW w:type="dxa" w:w="2600"/>
+            <w:tcW w:type="dxa" w:w="2806"/>
             <w:vMerge w:val="restart"/>
             <w:tcBorders>
-              <w:top w:val="single" w:color="808080" w:sz="4"/>
-              <w:left w:val="single" w:color="808080" w:sz="4"/>
-              <w:bottom w:val="single" w:color="808080" w:sz="4"/>
-              <w:right w:val="single" w:color="808080" w:sz="4"/>
-            </w:tcBorders>
-            <w:tcMar>
-              <w:top w:type="dxa" w:w="60"/>
-              <w:left w:type="dxa" w:w="100"/>
-              <w:bottom w:type="dxa" w:w="60"/>
-              <w:right w:type="dxa" w:w="100"/>
-            </w:tcMar>
-          </w:tcPr>
-          <w:p>
-            <w:pPr>
-              <w:spacing w:after="0"/>
-            </w:pPr>
-            <w:r>
-              <w:rPr>
-                <w:rFonts w:ascii="Calibri" w:cs="Calibri" w:eastAsia="Calibri" w:hAnsi="Calibri"/>
+              <w:top w:val="single" w:color="7F7F7F" w:sz="4"/>
+              <w:left w:val="single" w:color="7F7F7F" w:sz="4"/>
+              <w:bottom w:val="single" w:color="7F7F7F" w:sz="4"/>
+              <w:right w:val="single" w:color="7F7F7F" w:sz="4"/>
+            </w:tcBorders>
+            <w:tcMar>
+              <w:top w:type="dxa" w:w="52"/>
+              <w:left w:type="dxa" w:w="95"/>
+              <w:bottom w:type="dxa" w:w="52"/>
+              <w:right w:type="dxa" w:w="95"/>
+            </w:tcMar>
+            <w:vAlign w:val="center"/>
+          </w:tcPr>
+          <w:p>
+            <w:pPr>
+              <w:spacing w:after="0" w:before="0"/>
+              <w:jc w:val="left"/>
+            </w:pPr>
+            <w:r>
+              <w:rPr>
+                <w:rFonts w:ascii="Cambria" w:cs="Cambria" w:eastAsia="Cambria" w:hAnsi="Cambria"/>
                 <w:b/>
                 <w:bCs/>
                 <w:i w:val="false"/>
                 <w:iCs w:val="false"/>
                 <w:color w:val="000000"/>
-                <w:sz w:val="20"/>
-                <w:szCs w:val="20"/>
+                <w:sz w:val="21"/>
+                <w:szCs w:val="21"/>
               </w:rPr>
               <w:t xml:space="preserve">Front-End Design and Code Structure</w:t>
             </w:r>
           </w:p>
           <w:p>
             <w:pPr>
-              <w:spacing w:after="0"/>
-            </w:pPr>
-            <w:r>
-              <w:rPr>
-                <w:rFonts w:ascii="Calibri" w:cs="Calibri" w:eastAsia="Calibri" w:hAnsi="Calibri"/>
-                <w:b w:val="false"/>
-                <w:bCs w:val="false"/>
-                <w:i/>
-                <w:iCs/>
-                <w:color w:val="000000"/>
-                <w:sz w:val="17"/>
-                <w:szCs w:val="17"/>
+              <w:spacing w:after="0" w:before="0"/>
+              <w:jc w:val="left"/>
+            </w:pPr>
+            <w:r>
+              <w:rPr>
+                <w:rFonts w:ascii="Cambria" w:cs="Cambria" w:eastAsia="Cambria" w:hAnsi="Cambria"/>
+                <w:b w:val="false"/>
+                <w:bCs w:val="false"/>
+                <w:i w:val="false"/>
+                <w:iCs w:val="false"/>
+                <w:color w:val="595959"/>
+                <w:sz w:val="18"/>
+                <w:szCs w:val="18"/>
               </w:rPr>
               <w:t xml:space="preserve">(10 marks)</w:t>
             </w:r>
@@ -1017,35 +1040,35 @@
         </w:tc>
         <w:tc>
           <w:tcPr>
-            <w:tcW w:type="dxa" w:w="3900"/>
-            <w:tcBorders>
-              <w:top w:val="single" w:color="808080" w:sz="4"/>
-              <w:left w:val="single" w:color="808080" w:sz="4"/>
-              <w:bottom w:val="single" w:color="808080" w:sz="4"/>
-              <w:right w:val="single" w:color="808080" w:sz="4"/>
-            </w:tcBorders>
-            <w:tcMar>
-              <w:top w:type="dxa" w:w="60"/>
-              <w:left w:type="dxa" w:w="100"/>
-              <w:bottom w:type="dxa" w:w="60"/>
-              <w:right w:type="dxa" w:w="100"/>
-            </w:tcMar>
-          </w:tcPr>
-          <w:p>
-            <w:pPr>
-              <w:spacing w:after="60" w:before="0"/>
-              <w:jc w:val="left"/>
-            </w:pPr>
-            <w:r>
-              <w:rPr>
-                <w:rFonts w:ascii="Calibri" w:cs="Calibri" w:eastAsia="Calibri" w:hAnsi="Calibri"/>
-                <w:b w:val="false"/>
-                <w:bCs w:val="false"/>
-                <w:i w:val="false"/>
-                <w:iCs w:val="false"/>
-                <w:color w:val="000000"/>
-                <w:sz w:val="20"/>
-                <w:szCs w:val="20"/>
+            <w:tcW w:type="dxa" w:w="4122"/>
+            <w:tcBorders>
+              <w:top w:val="single" w:color="7F7F7F" w:sz="4"/>
+              <w:left w:val="single" w:color="7F7F7F" w:sz="4"/>
+              <w:bottom w:val="single" w:color="7F7F7F" w:sz="4"/>
+              <w:right w:val="single" w:color="7F7F7F" w:sz="4"/>
+            </w:tcBorders>
+            <w:tcMar>
+              <w:top w:type="dxa" w:w="100"/>
+              <w:left w:type="dxa" w:w="95"/>
+              <w:bottom w:type="dxa" w:w="100"/>
+              <w:right w:type="dxa" w:w="95"/>
+            </w:tcMar>
+          </w:tcPr>
+          <w:p>
+            <w:pPr>
+              <w:spacing w:after="20" w:before="0"/>
+              <w:jc w:val="left"/>
+            </w:pPr>
+            <w:r>
+              <w:rPr>
+                <w:rFonts w:ascii="Cambria" w:cs="Cambria" w:eastAsia="Cambria" w:hAnsi="Cambria"/>
+                <w:b w:val="false"/>
+                <w:bCs w:val="false"/>
+                <w:i w:val="false"/>
+                <w:iCs w:val="false"/>
+                <w:color w:val="000000"/>
+                <w:sz w:val="21"/>
+                <w:szCs w:val="21"/>
               </w:rPr>
               <w:t xml:space="preserve">Pages &amp; Forms (HTML)</w:t>
             </w:r>
@@ -1053,35 +1076,35 @@
         </w:tc>
         <w:tc>
           <w:tcPr>
-            <w:tcW w:type="dxa" w:w="1500"/>
-            <w:tcBorders>
-              <w:top w:val="single" w:color="808080" w:sz="4"/>
-              <w:left w:val="single" w:color="808080" w:sz="4"/>
-              <w:bottom w:val="single" w:color="808080" w:sz="4"/>
-              <w:right w:val="single" w:color="808080" w:sz="4"/>
-            </w:tcBorders>
-            <w:tcMar>
-              <w:top w:type="dxa" w:w="60"/>
-              <w:left w:type="dxa" w:w="100"/>
-              <w:bottom w:type="dxa" w:w="60"/>
-              <w:right w:type="dxa" w:w="100"/>
-            </w:tcMar>
-          </w:tcPr>
-          <w:p>
-            <w:pPr>
-              <w:spacing w:after="60" w:before="0"/>
-              <w:jc w:val="center"/>
-            </w:pPr>
-            <w:r>
-              <w:rPr>
-                <w:rFonts w:ascii="Calibri" w:cs="Calibri" w:eastAsia="Calibri" w:hAnsi="Calibri"/>
-                <w:b w:val="false"/>
-                <w:bCs w:val="false"/>
-                <w:i w:val="false"/>
-                <w:iCs w:val="false"/>
-                <w:color w:val="000000"/>
-                <w:sz w:val="20"/>
-                <w:szCs w:val="20"/>
+            <w:tcW w:type="dxa" w:w="1440"/>
+            <w:tcBorders>
+              <w:top w:val="single" w:color="7F7F7F" w:sz="4"/>
+              <w:left w:val="single" w:color="7F7F7F" w:sz="4"/>
+              <w:bottom w:val="single" w:color="7F7F7F" w:sz="4"/>
+              <w:right w:val="single" w:color="7F7F7F" w:sz="4"/>
+            </w:tcBorders>
+            <w:tcMar>
+              <w:top w:type="dxa" w:w="100"/>
+              <w:left w:type="dxa" w:w="95"/>
+              <w:bottom w:type="dxa" w:w="100"/>
+              <w:right w:type="dxa" w:w="95"/>
+            </w:tcMar>
+          </w:tcPr>
+          <w:p>
+            <w:pPr>
+              <w:spacing w:after="20" w:before="0"/>
+              <w:jc w:val="left"/>
+            </w:pPr>
+            <w:r>
+              <w:rPr>
+                <w:rFonts w:ascii="Cambria" w:cs="Cambria" w:eastAsia="Cambria" w:hAnsi="Cambria"/>
+                <w:b w:val="false"/>
+                <w:bCs w:val="false"/>
+                <w:i w:val="false"/>
+                <w:iCs w:val="false"/>
+                <w:color w:val="000000"/>
+                <w:sz w:val="21"/>
+                <w:szCs w:val="21"/>
               </w:rPr>
               <w:t xml:space="preserve"/>
             </w:r>
@@ -1089,30 +1112,30 @@
         </w:tc>
         <w:tc>
           <w:tcPr>
-            <w:tcW w:type="dxa" w:w="1360"/>
+            <w:tcW w:type="dxa" w:w="1380"/>
             <w:vMerge w:val="restart"/>
             <w:tcBorders>
-              <w:top w:val="single" w:color="808080" w:sz="4"/>
-              <w:left w:val="single" w:color="808080" w:sz="4"/>
-              <w:bottom w:val="single" w:color="808080" w:sz="4"/>
-              <w:right w:val="single" w:color="808080" w:sz="4"/>
-            </w:tcBorders>
-          </w:tcPr>
-          <w:p>
-            <w:pPr>
-              <w:spacing w:after="60" w:before="0"/>
-              <w:jc w:val="center"/>
-            </w:pPr>
-            <w:r>
-              <w:rPr>
-                <w:rFonts w:ascii="Calibri" w:cs="Calibri" w:eastAsia="Calibri" w:hAnsi="Calibri"/>
-                <w:b w:val="false"/>
-                <w:bCs w:val="false"/>
-                <w:i w:val="false"/>
-                <w:iCs w:val="false"/>
-                <w:color w:val="000000"/>
-                <w:sz w:val="20"/>
-                <w:szCs w:val="20"/>
+              <w:top w:val="single" w:color="7F7F7F" w:sz="4"/>
+              <w:left w:val="single" w:color="7F7F7F" w:sz="4"/>
+              <w:bottom w:val="single" w:color="7F7F7F" w:sz="4"/>
+              <w:right w:val="single" w:color="7F7F7F" w:sz="4"/>
+            </w:tcBorders>
+          </w:tcPr>
+          <w:p>
+            <w:pPr>
+              <w:spacing w:after="20" w:before="0"/>
+              <w:jc w:val="left"/>
+            </w:pPr>
+            <w:r>
+              <w:rPr>
+                <w:rFonts w:ascii="Cambria" w:cs="Cambria" w:eastAsia="Cambria" w:hAnsi="Cambria"/>
+                <w:b w:val="false"/>
+                <w:bCs w:val="false"/>
+                <w:i w:val="false"/>
+                <w:iCs w:val="false"/>
+                <w:color w:val="000000"/>
+                <w:sz w:val="21"/>
+                <w:szCs w:val="21"/>
               </w:rPr>
               <w:t xml:space="preserve"/>
             </w:r>
@@ -1124,45 +1147,45 @@
           <w:tcPr>
             <w:vMerge w:val="continue"/>
             <w:tcBorders>
-              <w:top w:val="single" w:color="808080" w:sz="4"/>
-              <w:left w:val="single" w:color="808080" w:sz="4"/>
-              <w:bottom w:val="single" w:color="808080" w:sz="4"/>
-              <w:right w:val="single" w:color="808080" w:sz="4"/>
+              <w:top w:val="single" w:color="7F7F7F" w:sz="4"/>
+              <w:left w:val="single" w:color="7F7F7F" w:sz="4"/>
+              <w:bottom w:val="single" w:color="7F7F7F" w:sz="4"/>
+              <w:right w:val="single" w:color="7F7F7F" w:sz="4"/>
             </w:tcBorders>
           </w:tcPr>
           <w:p/>
         </w:tc>
         <w:tc>
           <w:tcPr>
-            <w:tcW w:type="dxa" w:w="3900"/>
-            <w:tcBorders>
-              <w:top w:val="single" w:color="808080" w:sz="4"/>
-              <w:left w:val="single" w:color="808080" w:sz="4"/>
-              <w:bottom w:val="single" w:color="808080" w:sz="4"/>
-              <w:right w:val="single" w:color="808080" w:sz="4"/>
-            </w:tcBorders>
-            <w:tcMar>
-              <w:top w:type="dxa" w:w="60"/>
-              <w:left w:type="dxa" w:w="100"/>
-              <w:bottom w:type="dxa" w:w="60"/>
-              <w:right w:type="dxa" w:w="100"/>
-            </w:tcMar>
-          </w:tcPr>
-          <w:p>
-            <w:pPr>
-              <w:spacing w:after="60" w:before="0"/>
-              <w:jc w:val="left"/>
-            </w:pPr>
-            <w:r>
-              <w:rPr>
-                <w:rFonts w:ascii="Calibri" w:cs="Calibri" w:eastAsia="Calibri" w:hAnsi="Calibri"/>
-                <w:b w:val="false"/>
-                <w:bCs w:val="false"/>
-                <w:i w:val="false"/>
-                <w:iCs w:val="false"/>
-                <w:color w:val="000000"/>
-                <w:sz w:val="20"/>
-                <w:szCs w:val="20"/>
+            <w:tcW w:type="dxa" w:w="4122"/>
+            <w:tcBorders>
+              <w:top w:val="single" w:color="7F7F7F" w:sz="4"/>
+              <w:left w:val="single" w:color="7F7F7F" w:sz="4"/>
+              <w:bottom w:val="single" w:color="7F7F7F" w:sz="4"/>
+              <w:right w:val="single" w:color="7F7F7F" w:sz="4"/>
+            </w:tcBorders>
+            <w:tcMar>
+              <w:top w:type="dxa" w:w="100"/>
+              <w:left w:type="dxa" w:w="95"/>
+              <w:bottom w:type="dxa" w:w="100"/>
+              <w:right w:type="dxa" w:w="95"/>
+            </w:tcMar>
+          </w:tcPr>
+          <w:p>
+            <w:pPr>
+              <w:spacing w:after="20" w:before="0"/>
+              <w:jc w:val="left"/>
+            </w:pPr>
+            <w:r>
+              <w:rPr>
+                <w:rFonts w:ascii="Cambria" w:cs="Cambria" w:eastAsia="Cambria" w:hAnsi="Cambria"/>
+                <w:b w:val="false"/>
+                <w:bCs w:val="false"/>
+                <w:i w:val="false"/>
+                <w:iCs w:val="false"/>
+                <w:color w:val="000000"/>
+                <w:sz w:val="21"/>
+                <w:szCs w:val="21"/>
               </w:rPr>
               <w:t xml:space="preserve">UI Design (CSS)</w:t>
             </w:r>
@@ -1170,35 +1193,35 @@
         </w:tc>
         <w:tc>
           <w:tcPr>
-            <w:tcW w:type="dxa" w:w="1500"/>
-            <w:tcBorders>
-              <w:top w:val="single" w:color="808080" w:sz="4"/>
-              <w:left w:val="single" w:color="808080" w:sz="4"/>
-              <w:bottom w:val="single" w:color="808080" w:sz="4"/>
-              <w:right w:val="single" w:color="808080" w:sz="4"/>
-            </w:tcBorders>
-            <w:tcMar>
-              <w:top w:type="dxa" w:w="60"/>
-              <w:left w:type="dxa" w:w="100"/>
-              <w:bottom w:type="dxa" w:w="60"/>
-              <w:right w:type="dxa" w:w="100"/>
-            </w:tcMar>
-          </w:tcPr>
-          <w:p>
-            <w:pPr>
-              <w:spacing w:after="60" w:before="0"/>
-              <w:jc w:val="center"/>
-            </w:pPr>
-            <w:r>
-              <w:rPr>
-                <w:rFonts w:ascii="Calibri" w:cs="Calibri" w:eastAsia="Calibri" w:hAnsi="Calibri"/>
-                <w:b w:val="false"/>
-                <w:bCs w:val="false"/>
-                <w:i w:val="false"/>
-                <w:iCs w:val="false"/>
-                <w:color w:val="000000"/>
-                <w:sz w:val="20"/>
-                <w:szCs w:val="20"/>
+            <w:tcW w:type="dxa" w:w="1440"/>
+            <w:tcBorders>
+              <w:top w:val="single" w:color="7F7F7F" w:sz="4"/>
+              <w:left w:val="single" w:color="7F7F7F" w:sz="4"/>
+              <w:bottom w:val="single" w:color="7F7F7F" w:sz="4"/>
+              <w:right w:val="single" w:color="7F7F7F" w:sz="4"/>
+            </w:tcBorders>
+            <w:tcMar>
+              <w:top w:type="dxa" w:w="100"/>
+              <w:left w:type="dxa" w:w="95"/>
+              <w:bottom w:type="dxa" w:w="100"/>
+              <w:right w:type="dxa" w:w="95"/>
+            </w:tcMar>
+          </w:tcPr>
+          <w:p>
+            <w:pPr>
+              <w:spacing w:after="20" w:before="0"/>
+              <w:jc w:val="left"/>
+            </w:pPr>
+            <w:r>
+              <w:rPr>
+                <w:rFonts w:ascii="Cambria" w:cs="Cambria" w:eastAsia="Cambria" w:hAnsi="Cambria"/>
+                <w:b w:val="false"/>
+                <w:bCs w:val="false"/>
+                <w:i w:val="false"/>
+                <w:iCs w:val="false"/>
+                <w:color w:val="000000"/>
+                <w:sz w:val="21"/>
+                <w:szCs w:val="21"/>
               </w:rPr>
               <w:t xml:space="preserve"/>
             </w:r>
@@ -1208,10 +1231,10 @@
           <w:tcPr>
             <w:vMerge w:val="continue"/>
             <w:tcBorders>
-              <w:top w:val="single" w:color="808080" w:sz="4"/>
-              <w:left w:val="single" w:color="808080" w:sz="4"/>
-              <w:bottom w:val="single" w:color="808080" w:sz="4"/>
-              <w:right w:val="single" w:color="808080" w:sz="4"/>
+              <w:top w:val="single" w:color="7F7F7F" w:sz="4"/>
+              <w:left w:val="single" w:color="7F7F7F" w:sz="4"/>
+              <w:bottom w:val="single" w:color="7F7F7F" w:sz="4"/>
+              <w:right w:val="single" w:color="7F7F7F" w:sz="4"/>
             </w:tcBorders>
           </w:tcPr>
           <w:p/>
@@ -1222,45 +1245,45 @@
           <w:tcPr>
             <w:vMerge w:val="continue"/>
             <w:tcBorders>
-              <w:top w:val="single" w:color="808080" w:sz="4"/>
-              <w:left w:val="single" w:color="808080" w:sz="4"/>
-              <w:bottom w:val="single" w:color="808080" w:sz="4"/>
-              <w:right w:val="single" w:color="808080" w:sz="4"/>
+              <w:top w:val="single" w:color="7F7F7F" w:sz="4"/>
+              <w:left w:val="single" w:color="7F7F7F" w:sz="4"/>
+              <w:bottom w:val="single" w:color="7F7F7F" w:sz="4"/>
+              <w:right w:val="single" w:color="7F7F7F" w:sz="4"/>
             </w:tcBorders>
           </w:tcPr>
           <w:p/>
         </w:tc>
         <w:tc>
           <w:tcPr>
-            <w:tcW w:type="dxa" w:w="3900"/>
-            <w:tcBorders>
-              <w:top w:val="single" w:color="808080" w:sz="4"/>
-              <w:left w:val="single" w:color="808080" w:sz="4"/>
-              <w:bottom w:val="single" w:color="808080" w:sz="4"/>
-              <w:right w:val="single" w:color="808080" w:sz="4"/>
-            </w:tcBorders>
-            <w:tcMar>
-              <w:top w:type="dxa" w:w="60"/>
-              <w:left w:type="dxa" w:w="100"/>
-              <w:bottom w:type="dxa" w:w="60"/>
-              <w:right w:type="dxa" w:w="100"/>
-            </w:tcMar>
-          </w:tcPr>
-          <w:p>
-            <w:pPr>
-              <w:spacing w:after="60" w:before="0"/>
-              <w:jc w:val="left"/>
-            </w:pPr>
-            <w:r>
-              <w:rPr>
-                <w:rFonts w:ascii="Calibri" w:cs="Calibri" w:eastAsia="Calibri" w:hAnsi="Calibri"/>
-                <w:b w:val="false"/>
-                <w:bCs w:val="false"/>
-                <w:i w:val="false"/>
-                <w:iCs w:val="false"/>
-                <w:color w:val="000000"/>
-                <w:sz w:val="20"/>
-                <w:szCs w:val="20"/>
+            <w:tcW w:type="dxa" w:w="4122"/>
+            <w:tcBorders>
+              <w:top w:val="single" w:color="7F7F7F" w:sz="4"/>
+              <w:left w:val="single" w:color="7F7F7F" w:sz="4"/>
+              <w:bottom w:val="single" w:color="7F7F7F" w:sz="4"/>
+              <w:right w:val="single" w:color="7F7F7F" w:sz="4"/>
+            </w:tcBorders>
+            <w:tcMar>
+              <w:top w:type="dxa" w:w="100"/>
+              <w:left w:type="dxa" w:w="95"/>
+              <w:bottom w:type="dxa" w:w="100"/>
+              <w:right w:type="dxa" w:w="95"/>
+            </w:tcMar>
+          </w:tcPr>
+          <w:p>
+            <w:pPr>
+              <w:spacing w:after="20" w:before="0"/>
+              <w:jc w:val="left"/>
+            </w:pPr>
+            <w:r>
+              <w:rPr>
+                <w:rFonts w:ascii="Cambria" w:cs="Cambria" w:eastAsia="Cambria" w:hAnsi="Cambria"/>
+                <w:b w:val="false"/>
+                <w:bCs w:val="false"/>
+                <w:i w:val="false"/>
+                <w:iCs w:val="false"/>
+                <w:color w:val="000000"/>
+                <w:sz w:val="21"/>
+                <w:szCs w:val="21"/>
               </w:rPr>
               <w:t xml:space="preserve">Code Structure (HTML/CSS/JS separation)</w:t>
             </w:r>
@@ -1268,35 +1291,35 @@
         </w:tc>
         <w:tc>
           <w:tcPr>
-            <w:tcW w:type="dxa" w:w="1500"/>
-            <w:tcBorders>
-              <w:top w:val="single" w:color="808080" w:sz="4"/>
-              <w:left w:val="single" w:color="808080" w:sz="4"/>
-              <w:bottom w:val="single" w:color="808080" w:sz="4"/>
-              <w:right w:val="single" w:color="808080" w:sz="4"/>
-            </w:tcBorders>
-            <w:tcMar>
-              <w:top w:type="dxa" w:w="60"/>
-              <w:left w:type="dxa" w:w="100"/>
-              <w:bottom w:type="dxa" w:w="60"/>
-              <w:right w:type="dxa" w:w="100"/>
-            </w:tcMar>
-          </w:tcPr>
-          <w:p>
-            <w:pPr>
-              <w:spacing w:after="60" w:before="0"/>
-              <w:jc w:val="center"/>
-            </w:pPr>
-            <w:r>
-              <w:rPr>
-                <w:rFonts w:ascii="Calibri" w:cs="Calibri" w:eastAsia="Calibri" w:hAnsi="Calibri"/>
-                <w:b w:val="false"/>
-                <w:bCs w:val="false"/>
-                <w:i w:val="false"/>
-                <w:iCs w:val="false"/>
-                <w:color w:val="000000"/>
-                <w:sz w:val="20"/>
-                <w:szCs w:val="20"/>
+            <w:tcW w:type="dxa" w:w="1440"/>
+            <w:tcBorders>
+              <w:top w:val="single" w:color="7F7F7F" w:sz="4"/>
+              <w:left w:val="single" w:color="7F7F7F" w:sz="4"/>
+              <w:bottom w:val="single" w:color="7F7F7F" w:sz="4"/>
+              <w:right w:val="single" w:color="7F7F7F" w:sz="4"/>
+            </w:tcBorders>
+            <w:tcMar>
+              <w:top w:type="dxa" w:w="100"/>
+              <w:left w:type="dxa" w:w="95"/>
+              <w:bottom w:type="dxa" w:w="100"/>
+              <w:right w:type="dxa" w:w="95"/>
+            </w:tcMar>
+          </w:tcPr>
+          <w:p>
+            <w:pPr>
+              <w:spacing w:after="20" w:before="0"/>
+              <w:jc w:val="left"/>
+            </w:pPr>
+            <w:r>
+              <w:rPr>
+                <w:rFonts w:ascii="Cambria" w:cs="Cambria" w:eastAsia="Cambria" w:hAnsi="Cambria"/>
+                <w:b w:val="false"/>
+                <w:bCs w:val="false"/>
+                <w:i w:val="false"/>
+                <w:iCs w:val="false"/>
+                <w:color w:val="000000"/>
+                <w:sz w:val="21"/>
+                <w:szCs w:val="21"/>
               </w:rPr>
               <w:t xml:space="preserve"/>
             </w:r>
@@ -1306,10 +1329,10 @@
           <w:tcPr>
             <w:vMerge w:val="continue"/>
             <w:tcBorders>
-              <w:top w:val="single" w:color="808080" w:sz="4"/>
-              <w:left w:val="single" w:color="808080" w:sz="4"/>
-              <w:bottom w:val="single" w:color="808080" w:sz="4"/>
-              <w:right w:val="single" w:color="808080" w:sz="4"/>
+              <w:top w:val="single" w:color="7F7F7F" w:sz="4"/>
+              <w:left w:val="single" w:color="7F7F7F" w:sz="4"/>
+              <w:bottom w:val="single" w:color="7F7F7F" w:sz="4"/>
+              <w:right w:val="single" w:color="7F7F7F" w:sz="4"/>
             </w:tcBorders>
           </w:tcPr>
           <w:p/>
@@ -1318,53 +1341,56 @@
       <w:tr>
         <w:tc>
           <w:tcPr>
-            <w:tcW w:type="dxa" w:w="2600"/>
+            <w:tcW w:type="dxa" w:w="2806"/>
             <w:vMerge w:val="restart"/>
             <w:tcBorders>
-              <w:top w:val="single" w:color="808080" w:sz="4"/>
-              <w:left w:val="single" w:color="808080" w:sz="4"/>
-              <w:bottom w:val="single" w:color="808080" w:sz="4"/>
-              <w:right w:val="single" w:color="808080" w:sz="4"/>
-            </w:tcBorders>
-            <w:tcMar>
-              <w:top w:type="dxa" w:w="60"/>
-              <w:left w:type="dxa" w:w="100"/>
-              <w:bottom w:type="dxa" w:w="60"/>
-              <w:right w:type="dxa" w:w="100"/>
-            </w:tcMar>
-          </w:tcPr>
-          <w:p>
-            <w:pPr>
-              <w:spacing w:after="0"/>
-            </w:pPr>
-            <w:r>
-              <w:rPr>
-                <w:rFonts w:ascii="Calibri" w:cs="Calibri" w:eastAsia="Calibri" w:hAnsi="Calibri"/>
+              <w:top w:val="single" w:color="7F7F7F" w:sz="4"/>
+              <w:left w:val="single" w:color="7F7F7F" w:sz="4"/>
+              <w:bottom w:val="single" w:color="7F7F7F" w:sz="4"/>
+              <w:right w:val="single" w:color="7F7F7F" w:sz="4"/>
+            </w:tcBorders>
+            <w:tcMar>
+              <w:top w:type="dxa" w:w="52"/>
+              <w:left w:type="dxa" w:w="95"/>
+              <w:bottom w:type="dxa" w:w="52"/>
+              <w:right w:type="dxa" w:w="95"/>
+            </w:tcMar>
+            <w:vAlign w:val="center"/>
+          </w:tcPr>
+          <w:p>
+            <w:pPr>
+              <w:spacing w:after="0" w:before="0"/>
+              <w:jc w:val="left"/>
+            </w:pPr>
+            <w:r>
+              <w:rPr>
+                <w:rFonts w:ascii="Cambria" w:cs="Cambria" w:eastAsia="Cambria" w:hAnsi="Cambria"/>
                 <w:b/>
                 <w:bCs/>
                 <w:i w:val="false"/>
                 <w:iCs w:val="false"/>
                 <w:color w:val="000000"/>
-                <w:sz w:val="20"/>
-                <w:szCs w:val="20"/>
+                <w:sz w:val="21"/>
+                <w:szCs w:val="21"/>
               </w:rPr>
               <w:t xml:space="preserve">Feature Implementation and Explanation</w:t>
             </w:r>
           </w:p>
           <w:p>
             <w:pPr>
-              <w:spacing w:after="0"/>
-            </w:pPr>
-            <w:r>
-              <w:rPr>
-                <w:rFonts w:ascii="Calibri" w:cs="Calibri" w:eastAsia="Calibri" w:hAnsi="Calibri"/>
-                <w:b w:val="false"/>
-                <w:bCs w:val="false"/>
-                <w:i/>
-                <w:iCs/>
-                <w:color w:val="000000"/>
-                <w:sz w:val="17"/>
-                <w:szCs w:val="17"/>
+              <w:spacing w:after="0" w:before="0"/>
+              <w:jc w:val="left"/>
+            </w:pPr>
+            <w:r>
+              <w:rPr>
+                <w:rFonts w:ascii="Cambria" w:cs="Cambria" w:eastAsia="Cambria" w:hAnsi="Cambria"/>
+                <w:b w:val="false"/>
+                <w:bCs w:val="false"/>
+                <w:i w:val="false"/>
+                <w:iCs w:val="false"/>
+                <w:color w:val="595959"/>
+                <w:sz w:val="18"/>
+                <w:szCs w:val="18"/>
               </w:rPr>
               <w:t xml:space="preserve">(10 marks)</w:t>
             </w:r>
@@ -1372,35 +1398,35 @@
         </w:tc>
         <w:tc>
           <w:tcPr>
-            <w:tcW w:type="dxa" w:w="3900"/>
-            <w:tcBorders>
-              <w:top w:val="single" w:color="808080" w:sz="4"/>
-              <w:left w:val="single" w:color="808080" w:sz="4"/>
-              <w:bottom w:val="single" w:color="808080" w:sz="4"/>
-              <w:right w:val="single" w:color="808080" w:sz="4"/>
-            </w:tcBorders>
-            <w:tcMar>
-              <w:top w:type="dxa" w:w="60"/>
-              <w:left w:type="dxa" w:w="100"/>
-              <w:bottom w:type="dxa" w:w="60"/>
-              <w:right w:type="dxa" w:w="100"/>
-            </w:tcMar>
-          </w:tcPr>
-          <w:p>
-            <w:pPr>
-              <w:spacing w:after="60" w:before="0"/>
-              <w:jc w:val="left"/>
-            </w:pPr>
-            <w:r>
-              <w:rPr>
-                <w:rFonts w:ascii="Calibri" w:cs="Calibri" w:eastAsia="Calibri" w:hAnsi="Calibri"/>
-                <w:b w:val="false"/>
-                <w:bCs w:val="false"/>
-                <w:i w:val="false"/>
-                <w:iCs w:val="false"/>
-                <w:color w:val="000000"/>
-                <w:sz w:val="20"/>
-                <w:szCs w:val="20"/>
+            <w:tcW w:type="dxa" w:w="4122"/>
+            <w:tcBorders>
+              <w:top w:val="single" w:color="7F7F7F" w:sz="4"/>
+              <w:left w:val="single" w:color="7F7F7F" w:sz="4"/>
+              <w:bottom w:val="single" w:color="7F7F7F" w:sz="4"/>
+              <w:right w:val="single" w:color="7F7F7F" w:sz="4"/>
+            </w:tcBorders>
+            <w:tcMar>
+              <w:top w:type="dxa" w:w="100"/>
+              <w:left w:type="dxa" w:w="95"/>
+              <w:bottom w:type="dxa" w:w="100"/>
+              <w:right w:type="dxa" w:w="95"/>
+            </w:tcMar>
+          </w:tcPr>
+          <w:p>
+            <w:pPr>
+              <w:spacing w:after="20" w:before="0"/>
+              <w:jc w:val="left"/>
+            </w:pPr>
+            <w:r>
+              <w:rPr>
+                <w:rFonts w:ascii="Cambria" w:cs="Cambria" w:eastAsia="Cambria" w:hAnsi="Cambria"/>
+                <w:b w:val="false"/>
+                <w:bCs w:val="false"/>
+                <w:i w:val="false"/>
+                <w:iCs w:val="false"/>
+                <w:color w:val="000000"/>
+                <w:sz w:val="21"/>
+                <w:szCs w:val="21"/>
               </w:rPr>
               <w:t xml:space="preserve">JS Form Validation</w:t>
             </w:r>
@@ -1408,35 +1434,35 @@
         </w:tc>
         <w:tc>
           <w:tcPr>
-            <w:tcW w:type="dxa" w:w="1500"/>
-            <w:tcBorders>
-              <w:top w:val="single" w:color="808080" w:sz="4"/>
-              <w:left w:val="single" w:color="808080" w:sz="4"/>
-              <w:bottom w:val="single" w:color="808080" w:sz="4"/>
-              <w:right w:val="single" w:color="808080" w:sz="4"/>
-            </w:tcBorders>
-            <w:tcMar>
-              <w:top w:type="dxa" w:w="60"/>
-              <w:left w:type="dxa" w:w="100"/>
-              <w:bottom w:type="dxa" w:w="60"/>
-              <w:right w:type="dxa" w:w="100"/>
-            </w:tcMar>
-          </w:tcPr>
-          <w:p>
-            <w:pPr>
-              <w:spacing w:after="60" w:before="0"/>
-              <w:jc w:val="center"/>
-            </w:pPr>
-            <w:r>
-              <w:rPr>
-                <w:rFonts w:ascii="Calibri" w:cs="Calibri" w:eastAsia="Calibri" w:hAnsi="Calibri"/>
-                <w:b w:val="false"/>
-                <w:bCs w:val="false"/>
-                <w:i w:val="false"/>
-                <w:iCs w:val="false"/>
-                <w:color w:val="000000"/>
-                <w:sz w:val="20"/>
-                <w:szCs w:val="20"/>
+            <w:tcW w:type="dxa" w:w="1440"/>
+            <w:tcBorders>
+              <w:top w:val="single" w:color="7F7F7F" w:sz="4"/>
+              <w:left w:val="single" w:color="7F7F7F" w:sz="4"/>
+              <w:bottom w:val="single" w:color="7F7F7F" w:sz="4"/>
+              <w:right w:val="single" w:color="7F7F7F" w:sz="4"/>
+            </w:tcBorders>
+            <w:tcMar>
+              <w:top w:type="dxa" w:w="100"/>
+              <w:left w:type="dxa" w:w="95"/>
+              <w:bottom w:type="dxa" w:w="100"/>
+              <w:right w:type="dxa" w:w="95"/>
+            </w:tcMar>
+          </w:tcPr>
+          <w:p>
+            <w:pPr>
+              <w:spacing w:after="20" w:before="0"/>
+              <w:jc w:val="left"/>
+            </w:pPr>
+            <w:r>
+              <w:rPr>
+                <w:rFonts w:ascii="Cambria" w:cs="Cambria" w:eastAsia="Cambria" w:hAnsi="Cambria"/>
+                <w:b w:val="false"/>
+                <w:bCs w:val="false"/>
+                <w:i w:val="false"/>
+                <w:iCs w:val="false"/>
+                <w:color w:val="000000"/>
+                <w:sz w:val="21"/>
+                <w:szCs w:val="21"/>
               </w:rPr>
               <w:t xml:space="preserve"/>
             </w:r>
@@ -1444,30 +1470,30 @@
         </w:tc>
         <w:tc>
           <w:tcPr>
-            <w:tcW w:type="dxa" w:w="1360"/>
+            <w:tcW w:type="dxa" w:w="1380"/>
             <w:vMerge w:val="restart"/>
             <w:tcBorders>
-              <w:top w:val="single" w:color="808080" w:sz="4"/>
-              <w:left w:val="single" w:color="808080" w:sz="4"/>
-              <w:bottom w:val="single" w:color="808080" w:sz="4"/>
-              <w:right w:val="single" w:color="808080" w:sz="4"/>
-            </w:tcBorders>
-          </w:tcPr>
-          <w:p>
-            <w:pPr>
-              <w:spacing w:after="60" w:before="0"/>
-              <w:jc w:val="center"/>
-            </w:pPr>
-            <w:r>
-              <w:rPr>
-                <w:rFonts w:ascii="Calibri" w:cs="Calibri" w:eastAsia="Calibri" w:hAnsi="Calibri"/>
-                <w:b w:val="false"/>
-                <w:bCs w:val="false"/>
-                <w:i w:val="false"/>
-                <w:iCs w:val="false"/>
-                <w:color w:val="000000"/>
-                <w:sz w:val="20"/>
-                <w:szCs w:val="20"/>
+              <w:top w:val="single" w:color="7F7F7F" w:sz="4"/>
+              <w:left w:val="single" w:color="7F7F7F" w:sz="4"/>
+              <w:bottom w:val="single" w:color="7F7F7F" w:sz="4"/>
+              <w:right w:val="single" w:color="7F7F7F" w:sz="4"/>
+            </w:tcBorders>
+          </w:tcPr>
+          <w:p>
+            <w:pPr>
+              <w:spacing w:after="20" w:before="0"/>
+              <w:jc w:val="left"/>
+            </w:pPr>
+            <w:r>
+              <w:rPr>
+                <w:rFonts w:ascii="Cambria" w:cs="Cambria" w:eastAsia="Cambria" w:hAnsi="Cambria"/>
+                <w:b w:val="false"/>
+                <w:bCs w:val="false"/>
+                <w:i w:val="false"/>
+                <w:iCs w:val="false"/>
+                <w:color w:val="000000"/>
+                <w:sz w:val="21"/>
+                <w:szCs w:val="21"/>
               </w:rPr>
               <w:t xml:space="preserve"/>
             </w:r>
@@ -1479,45 +1505,45 @@
           <w:tcPr>
             <w:vMerge w:val="continue"/>
             <w:tcBorders>
-              <w:top w:val="single" w:color="808080" w:sz="4"/>
-              <w:left w:val="single" w:color="808080" w:sz="4"/>
-              <w:bottom w:val="single" w:color="808080" w:sz="4"/>
-              <w:right w:val="single" w:color="808080" w:sz="4"/>
+              <w:top w:val="single" w:color="7F7F7F" w:sz="4"/>
+              <w:left w:val="single" w:color="7F7F7F" w:sz="4"/>
+              <w:bottom w:val="single" w:color="7F7F7F" w:sz="4"/>
+              <w:right w:val="single" w:color="7F7F7F" w:sz="4"/>
             </w:tcBorders>
           </w:tcPr>
           <w:p/>
         </w:tc>
         <w:tc>
           <w:tcPr>
-            <w:tcW w:type="dxa" w:w="3900"/>
-            <w:tcBorders>
-              <w:top w:val="single" w:color="808080" w:sz="4"/>
-              <w:left w:val="single" w:color="808080" w:sz="4"/>
-              <w:bottom w:val="single" w:color="808080" w:sz="4"/>
-              <w:right w:val="single" w:color="808080" w:sz="4"/>
-            </w:tcBorders>
-            <w:tcMar>
-              <w:top w:type="dxa" w:w="60"/>
-              <w:left w:type="dxa" w:w="100"/>
-              <w:bottom w:type="dxa" w:w="60"/>
-              <w:right w:type="dxa" w:w="100"/>
-            </w:tcMar>
-          </w:tcPr>
-          <w:p>
-            <w:pPr>
-              <w:spacing w:after="60" w:before="0"/>
-              <w:jc w:val="left"/>
-            </w:pPr>
-            <w:r>
-              <w:rPr>
-                <w:rFonts w:ascii="Calibri" w:cs="Calibri" w:eastAsia="Calibri" w:hAnsi="Calibri"/>
-                <w:b w:val="false"/>
-                <w:bCs w:val="false"/>
-                <w:i w:val="false"/>
-                <w:iCs w:val="false"/>
-                <w:color w:val="000000"/>
-                <w:sz w:val="20"/>
-                <w:szCs w:val="20"/>
+            <w:tcW w:type="dxa" w:w="4122"/>
+            <w:tcBorders>
+              <w:top w:val="single" w:color="7F7F7F" w:sz="4"/>
+              <w:left w:val="single" w:color="7F7F7F" w:sz="4"/>
+              <w:bottom w:val="single" w:color="7F7F7F" w:sz="4"/>
+              <w:right w:val="single" w:color="7F7F7F" w:sz="4"/>
+            </w:tcBorders>
+            <w:tcMar>
+              <w:top w:type="dxa" w:w="100"/>
+              <w:left w:type="dxa" w:w="95"/>
+              <w:bottom w:type="dxa" w:w="100"/>
+              <w:right w:type="dxa" w:w="95"/>
+            </w:tcMar>
+          </w:tcPr>
+          <w:p>
+            <w:pPr>
+              <w:spacing w:after="20" w:before="0"/>
+              <w:jc w:val="left"/>
+            </w:pPr>
+            <w:r>
+              <w:rPr>
+                <w:rFonts w:ascii="Cambria" w:cs="Cambria" w:eastAsia="Cambria" w:hAnsi="Cambria"/>
+                <w:b w:val="false"/>
+                <w:bCs w:val="false"/>
+                <w:i w:val="false"/>
+                <w:iCs w:val="false"/>
+                <w:color w:val="000000"/>
+                <w:sz w:val="21"/>
+                <w:szCs w:val="21"/>
               </w:rPr>
               <w:t xml:space="preserve">DOM Manipulation</w:t>
             </w:r>
@@ -1525,35 +1551,35 @@
         </w:tc>
         <w:tc>
           <w:tcPr>
-            <w:tcW w:type="dxa" w:w="1500"/>
-            <w:tcBorders>
-              <w:top w:val="single" w:color="808080" w:sz="4"/>
-              <w:left w:val="single" w:color="808080" w:sz="4"/>
-              <w:bottom w:val="single" w:color="808080" w:sz="4"/>
-              <w:right w:val="single" w:color="808080" w:sz="4"/>
-            </w:tcBorders>
-            <w:tcMar>
-              <w:top w:type="dxa" w:w="60"/>
-              <w:left w:type="dxa" w:w="100"/>
-              <w:bottom w:type="dxa" w:w="60"/>
-              <w:right w:type="dxa" w:w="100"/>
-            </w:tcMar>
-          </w:tcPr>
-          <w:p>
-            <w:pPr>
-              <w:spacing w:after="60" w:before="0"/>
-              <w:jc w:val="center"/>
-            </w:pPr>
-            <w:r>
-              <w:rPr>
-                <w:rFonts w:ascii="Calibri" w:cs="Calibri" w:eastAsia="Calibri" w:hAnsi="Calibri"/>
-                <w:b w:val="false"/>
-                <w:bCs w:val="false"/>
-                <w:i w:val="false"/>
-                <w:iCs w:val="false"/>
-                <w:color w:val="000000"/>
-                <w:sz w:val="20"/>
-                <w:szCs w:val="20"/>
+            <w:tcW w:type="dxa" w:w="1440"/>
+            <w:tcBorders>
+              <w:top w:val="single" w:color="7F7F7F" w:sz="4"/>
+              <w:left w:val="single" w:color="7F7F7F" w:sz="4"/>
+              <w:bottom w:val="single" w:color="7F7F7F" w:sz="4"/>
+              <w:right w:val="single" w:color="7F7F7F" w:sz="4"/>
+            </w:tcBorders>
+            <w:tcMar>
+              <w:top w:type="dxa" w:w="100"/>
+              <w:left w:type="dxa" w:w="95"/>
+              <w:bottom w:type="dxa" w:w="100"/>
+              <w:right w:type="dxa" w:w="95"/>
+            </w:tcMar>
+          </w:tcPr>
+          <w:p>
+            <w:pPr>
+              <w:spacing w:after="20" w:before="0"/>
+              <w:jc w:val="left"/>
+            </w:pPr>
+            <w:r>
+              <w:rPr>
+                <w:rFonts w:ascii="Cambria" w:cs="Cambria" w:eastAsia="Cambria" w:hAnsi="Cambria"/>
+                <w:b w:val="false"/>
+                <w:bCs w:val="false"/>
+                <w:i w:val="false"/>
+                <w:iCs w:val="false"/>
+                <w:color w:val="000000"/>
+                <w:sz w:val="21"/>
+                <w:szCs w:val="21"/>
               </w:rPr>
               <w:t xml:space="preserve"/>
             </w:r>
@@ -1563,10 +1589,10 @@
           <w:tcPr>
             <w:vMerge w:val="continue"/>
             <w:tcBorders>
-              <w:top w:val="single" w:color="808080" w:sz="4"/>
-              <w:left w:val="single" w:color="808080" w:sz="4"/>
-              <w:bottom w:val="single" w:color="808080" w:sz="4"/>
-              <w:right w:val="single" w:color="808080" w:sz="4"/>
+              <w:top w:val="single" w:color="7F7F7F" w:sz="4"/>
+              <w:left w:val="single" w:color="7F7F7F" w:sz="4"/>
+              <w:bottom w:val="single" w:color="7F7F7F" w:sz="4"/>
+              <w:right w:val="single" w:color="7F7F7F" w:sz="4"/>
             </w:tcBorders>
           </w:tcPr>
           <w:p/>
@@ -1577,45 +1603,45 @@
           <w:tcPr>
             <w:vMerge w:val="continue"/>
             <w:tcBorders>
-              <w:top w:val="single" w:color="808080" w:sz="4"/>
-              <w:left w:val="single" w:color="808080" w:sz="4"/>
-              <w:bottom w:val="single" w:color="808080" w:sz="4"/>
-              <w:right w:val="single" w:color="808080" w:sz="4"/>
+              <w:top w:val="single" w:color="7F7F7F" w:sz="4"/>
+              <w:left w:val="single" w:color="7F7F7F" w:sz="4"/>
+              <w:bottom w:val="single" w:color="7F7F7F" w:sz="4"/>
+              <w:right w:val="single" w:color="7F7F7F" w:sz="4"/>
             </w:tcBorders>
           </w:tcPr>
           <w:p/>
         </w:tc>
         <w:tc>
           <w:tcPr>
-            <w:tcW w:type="dxa" w:w="3900"/>
-            <w:tcBorders>
-              <w:top w:val="single" w:color="808080" w:sz="4"/>
-              <w:left w:val="single" w:color="808080" w:sz="4"/>
-              <w:bottom w:val="single" w:color="808080" w:sz="4"/>
-              <w:right w:val="single" w:color="808080" w:sz="4"/>
-            </w:tcBorders>
-            <w:tcMar>
-              <w:top w:type="dxa" w:w="60"/>
-              <w:left w:type="dxa" w:w="100"/>
-              <w:bottom w:type="dxa" w:w="60"/>
-              <w:right w:type="dxa" w:w="100"/>
-            </w:tcMar>
-          </w:tcPr>
-          <w:p>
-            <w:pPr>
-              <w:spacing w:after="60" w:before="0"/>
-              <w:jc w:val="left"/>
-            </w:pPr>
-            <w:r>
-              <w:rPr>
-                <w:rFonts w:ascii="Calibri" w:cs="Calibri" w:eastAsia="Calibri" w:hAnsi="Calibri"/>
-                <w:b w:val="false"/>
-                <w:bCs w:val="false"/>
-                <w:i w:val="false"/>
-                <w:iCs w:val="false"/>
-                <w:color w:val="000000"/>
-                <w:sz w:val="20"/>
-                <w:szCs w:val="20"/>
+            <w:tcW w:type="dxa" w:w="4122"/>
+            <w:tcBorders>
+              <w:top w:val="single" w:color="7F7F7F" w:sz="4"/>
+              <w:left w:val="single" w:color="7F7F7F" w:sz="4"/>
+              <w:bottom w:val="single" w:color="7F7F7F" w:sz="4"/>
+              <w:right w:val="single" w:color="7F7F7F" w:sz="4"/>
+            </w:tcBorders>
+            <w:tcMar>
+              <w:top w:type="dxa" w:w="100"/>
+              <w:left w:type="dxa" w:w="95"/>
+              <w:bottom w:type="dxa" w:w="100"/>
+              <w:right w:type="dxa" w:w="95"/>
+            </w:tcMar>
+          </w:tcPr>
+          <w:p>
+            <w:pPr>
+              <w:spacing w:after="20" w:before="0"/>
+              <w:jc w:val="left"/>
+            </w:pPr>
+            <w:r>
+              <w:rPr>
+                <w:rFonts w:ascii="Cambria" w:cs="Cambria" w:eastAsia="Cambria" w:hAnsi="Cambria"/>
+                <w:b w:val="false"/>
+                <w:bCs w:val="false"/>
+                <w:i w:val="false"/>
+                <w:iCs w:val="false"/>
+                <w:color w:val="000000"/>
+                <w:sz w:val="21"/>
+                <w:szCs w:val="21"/>
               </w:rPr>
               <w:t xml:space="preserve">VIVA (Code Explanation)</w:t>
             </w:r>
@@ -1623,35 +1649,35 @@
         </w:tc>
         <w:tc>
           <w:tcPr>
-            <w:tcW w:type="dxa" w:w="1500"/>
-            <w:tcBorders>
-              <w:top w:val="single" w:color="808080" w:sz="4"/>
-              <w:left w:val="single" w:color="808080" w:sz="4"/>
-              <w:bottom w:val="single" w:color="808080" w:sz="4"/>
-              <w:right w:val="single" w:color="808080" w:sz="4"/>
-            </w:tcBorders>
-            <w:tcMar>
-              <w:top w:type="dxa" w:w="60"/>
-              <w:left w:type="dxa" w:w="100"/>
-              <w:bottom w:type="dxa" w:w="60"/>
-              <w:right w:type="dxa" w:w="100"/>
-            </w:tcMar>
-          </w:tcPr>
-          <w:p>
-            <w:pPr>
-              <w:spacing w:after="60" w:before="0"/>
-              <w:jc w:val="center"/>
-            </w:pPr>
-            <w:r>
-              <w:rPr>
-                <w:rFonts w:ascii="Calibri" w:cs="Calibri" w:eastAsia="Calibri" w:hAnsi="Calibri"/>
-                <w:b w:val="false"/>
-                <w:bCs w:val="false"/>
-                <w:i w:val="false"/>
-                <w:iCs w:val="false"/>
-                <w:color w:val="000000"/>
-                <w:sz w:val="20"/>
-                <w:szCs w:val="20"/>
+            <w:tcW w:type="dxa" w:w="1440"/>
+            <w:tcBorders>
+              <w:top w:val="single" w:color="7F7F7F" w:sz="4"/>
+              <w:left w:val="single" w:color="7F7F7F" w:sz="4"/>
+              <w:bottom w:val="single" w:color="7F7F7F" w:sz="4"/>
+              <w:right w:val="single" w:color="7F7F7F" w:sz="4"/>
+            </w:tcBorders>
+            <w:tcMar>
+              <w:top w:type="dxa" w:w="100"/>
+              <w:left w:type="dxa" w:w="95"/>
+              <w:bottom w:type="dxa" w:w="100"/>
+              <w:right w:type="dxa" w:w="95"/>
+            </w:tcMar>
+          </w:tcPr>
+          <w:p>
+            <w:pPr>
+              <w:spacing w:after="20" w:before="0"/>
+              <w:jc w:val="left"/>
+            </w:pPr>
+            <w:r>
+              <w:rPr>
+                <w:rFonts w:ascii="Cambria" w:cs="Cambria" w:eastAsia="Cambria" w:hAnsi="Cambria"/>
+                <w:b w:val="false"/>
+                <w:bCs w:val="false"/>
+                <w:i w:val="false"/>
+                <w:iCs w:val="false"/>
+                <w:color w:val="000000"/>
+                <w:sz w:val="21"/>
+                <w:szCs w:val="21"/>
               </w:rPr>
               <w:t xml:space="preserve"/>
             </w:r>
@@ -1661,10 +1687,10 @@
           <w:tcPr>
             <w:vMerge w:val="continue"/>
             <w:tcBorders>
-              <w:top w:val="single" w:color="808080" w:sz="4"/>
-              <w:left w:val="single" w:color="808080" w:sz="4"/>
-              <w:bottom w:val="single" w:color="808080" w:sz="4"/>
-              <w:right w:val="single" w:color="808080" w:sz="4"/>
+              <w:top w:val="single" w:color="7F7F7F" w:sz="4"/>
+              <w:left w:val="single" w:color="7F7F7F" w:sz="4"/>
+              <w:bottom w:val="single" w:color="7F7F7F" w:sz="4"/>
+              <w:right w:val="single" w:color="7F7F7F" w:sz="4"/>
             </w:tcBorders>
           </w:tcPr>
           <w:p/>
@@ -1673,37 +1699,37 @@
       <w:tr>
         <w:tc>
           <w:tcPr>
-            <w:tcW w:type="dxa" w:w="8000"/>
+            <w:tcW w:type="dxa" w:w="8368"/>
             <w:gridSpan w:val="3"/>
             <w:tcBorders>
-              <w:top w:val="single" w:color="808080" w:sz="4"/>
-              <w:left w:val="single" w:color="808080" w:sz="4"/>
-              <w:bottom w:val="single" w:color="808080" w:sz="4"/>
-              <w:right w:val="single" w:color="808080" w:sz="4"/>
+              <w:top w:val="single" w:color="7F7F7F" w:sz="4"/>
+              <w:left w:val="single" w:color="7F7F7F" w:sz="4"/>
+              <w:bottom w:val="single" w:color="7F7F7F" w:sz="4"/>
+              <w:right w:val="single" w:color="7F7F7F" w:sz="4"/>
             </w:tcBorders>
             <w:shd w:fill="F2F2F2" w:color="auto" w:val="clear"/>
             <w:tcMar>
-              <w:top w:type="dxa" w:w="60"/>
-              <w:left w:type="dxa" w:w="100"/>
-              <w:bottom w:type="dxa" w:w="60"/>
-              <w:right w:type="dxa" w:w="100"/>
-            </w:tcMar>
-          </w:tcPr>
-          <w:p>
-            <w:pPr>
-              <w:spacing w:after="60" w:before="0"/>
+              <w:top w:type="dxa" w:w="88"/>
+              <w:left w:type="dxa" w:w="95"/>
+              <w:bottom w:type="dxa" w:w="88"/>
+              <w:right w:type="dxa" w:w="95"/>
+            </w:tcMar>
+          </w:tcPr>
+          <w:p>
+            <w:pPr>
+              <w:spacing w:after="20" w:before="0"/>
               <w:jc w:val="right"/>
             </w:pPr>
             <w:r>
               <w:rPr>
-                <w:rFonts w:ascii="Calibri" w:cs="Calibri" w:eastAsia="Calibri" w:hAnsi="Calibri"/>
+                <w:rFonts w:ascii="Cambria" w:cs="Cambria" w:eastAsia="Cambria" w:hAnsi="Cambria"/>
                 <w:b/>
                 <w:bCs/>
                 <w:i w:val="false"/>
                 <w:iCs w:val="false"/>
                 <w:color w:val="000000"/>
-                <w:sz w:val="20"/>
-                <w:szCs w:val="20"/>
+                <w:sz w:val="21"/>
+                <w:szCs w:val="21"/>
               </w:rPr>
               <w:t xml:space="preserve">CO3 Total</w:t>
             </w:r>
@@ -1711,35 +1737,35 @@
         </w:tc>
         <w:tc>
           <w:tcPr>
-            <w:tcW w:type="dxa" w:w="1360"/>
-            <w:tcBorders>
-              <w:top w:val="single" w:color="808080" w:sz="4"/>
-              <w:left w:val="single" w:color="808080" w:sz="4"/>
-              <w:bottom w:val="single" w:color="808080" w:sz="4"/>
-              <w:right w:val="single" w:color="808080" w:sz="4"/>
-            </w:tcBorders>
-            <w:tcMar>
-              <w:top w:type="dxa" w:w="60"/>
-              <w:left w:type="dxa" w:w="100"/>
-              <w:bottom w:type="dxa" w:w="60"/>
-              <w:right w:type="dxa" w:w="100"/>
-            </w:tcMar>
-          </w:tcPr>
-          <w:p>
-            <w:pPr>
-              <w:spacing w:after="60" w:before="0"/>
-              <w:jc w:val="left"/>
-            </w:pPr>
-            <w:r>
-              <w:rPr>
-                <w:rFonts w:ascii="Calibri" w:cs="Calibri" w:eastAsia="Calibri" w:hAnsi="Calibri"/>
-                <w:b w:val="false"/>
-                <w:bCs w:val="false"/>
-                <w:i w:val="false"/>
-                <w:iCs w:val="false"/>
-                <w:color w:val="000000"/>
-                <w:sz w:val="20"/>
-                <w:szCs w:val="20"/>
+            <w:tcW w:type="dxa" w:w="1380"/>
+            <w:tcBorders>
+              <w:top w:val="single" w:color="7F7F7F" w:sz="4"/>
+              <w:left w:val="single" w:color="7F7F7F" w:sz="4"/>
+              <w:bottom w:val="single" w:color="7F7F7F" w:sz="4"/>
+              <w:right w:val="single" w:color="7F7F7F" w:sz="4"/>
+            </w:tcBorders>
+            <w:tcMar>
+              <w:top w:type="dxa" w:w="88"/>
+              <w:left w:type="dxa" w:w="95"/>
+              <w:bottom w:type="dxa" w:w="88"/>
+              <w:right w:type="dxa" w:w="95"/>
+            </w:tcMar>
+          </w:tcPr>
+          <w:p>
+            <w:pPr>
+              <w:spacing w:after="20" w:before="0"/>
+              <w:jc w:val="left"/>
+            </w:pPr>
+            <w:r>
+              <w:rPr>
+                <w:rFonts w:ascii="Cambria" w:cs="Cambria" w:eastAsia="Cambria" w:hAnsi="Cambria"/>
+                <w:b w:val="false"/>
+                <w:bCs w:val="false"/>
+                <w:i w:val="false"/>
+                <w:iCs w:val="false"/>
+                <w:color w:val="000000"/>
+                <w:sz w:val="21"/>
+                <w:szCs w:val="21"/>
               </w:rPr>
               <w:t xml:space="preserve"/>
             </w:r>
@@ -1752,13 +1778,15 @@
         <w:pBdr>
           <w:bottom w:val="single" w:color="1F3864" w:sz="8"/>
         </w:pBdr>
-        <w:spacing w:after="80" w:before="240"/>
+        <w:spacing w:after="80" w:before="160"/>
       </w:pPr>
       <w:r>
         <w:rPr>
           <w:rFonts w:ascii="Cambria" w:cs="Cambria" w:eastAsia="Cambria" w:hAnsi="Cambria"/>
           <w:b/>
           <w:bCs/>
+          <w:i w:val="false"/>
+          <w:iCs w:val="false"/>
           <w:color w:val="1F3864"/>
           <w:sz w:val="22"/>
           <w:szCs w:val="22"/>
@@ -1768,7 +1796,7 @@
     </w:p>
     <w:tbl>
       <w:tblPr>
-        <w:tblW w:type="dxa" w:w="9360"/>
+        <w:tblW w:type="dxa" w:w="9748"/>
         <w:tblBorders>
           <w:top w:val="single" w:color="auto" w:sz="4"/>
           <w:left w:val="single" w:color="auto" w:sz="4"/>
@@ -1779,42 +1807,43 @@
         </w:tblBorders>
       </w:tblPr>
       <w:tblGrid>
-        <w:gridCol w:w="1700"/>
-        <w:gridCol w:w="7660"/>
+        <w:gridCol w:w="1906"/>
+        <w:gridCol w:w="7842"/>
       </w:tblGrid>
       <w:tr>
         <w:tc>
           <w:tcPr>
-            <w:tcW w:type="dxa" w:w="1700"/>
-            <w:tcBorders>
-              <w:top w:val="single" w:color="808080" w:sz="4"/>
-              <w:left w:val="single" w:color="808080" w:sz="4"/>
-              <w:bottom w:val="single" w:color="808080" w:sz="4"/>
-              <w:right w:val="single" w:color="808080" w:sz="4"/>
+            <w:tcW w:type="dxa" w:w="1906"/>
+            <w:tcBorders>
+              <w:top w:val="single" w:color="7F7F7F" w:sz="4"/>
+              <w:left w:val="single" w:color="7F7F7F" w:sz="4"/>
+              <w:bottom w:val="single" w:color="7F7F7F" w:sz="4"/>
+              <w:right w:val="single" w:color="7F7F7F" w:sz="4"/>
             </w:tcBorders>
             <w:shd w:fill="F2F2F2" w:color="auto" w:val="clear"/>
             <w:tcMar>
-              <w:top w:type="dxa" w:w="60"/>
-              <w:left w:type="dxa" w:w="100"/>
-              <w:bottom w:type="dxa" w:w="60"/>
-              <w:right w:type="dxa" w:w="100"/>
-            </w:tcMar>
-          </w:tcPr>
-          <w:p>
-            <w:pPr>
-              <w:spacing w:after="60" w:before="0"/>
-              <w:jc w:val="left"/>
-            </w:pPr>
-            <w:r>
-              <w:rPr>
-                <w:rFonts w:ascii="Calibri" w:cs="Calibri" w:eastAsia="Calibri" w:hAnsi="Calibri"/>
+              <w:top w:type="dxa" w:w="117"/>
+              <w:left w:type="dxa" w:w="95"/>
+              <w:bottom w:type="dxa" w:w="117"/>
+              <w:right w:type="dxa" w:w="95"/>
+            </w:tcMar>
+            <w:vAlign w:val="center"/>
+          </w:tcPr>
+          <w:p>
+            <w:pPr>
+              <w:spacing w:after="20" w:before="0"/>
+              <w:jc w:val="left"/>
+            </w:pPr>
+            <w:r>
+              <w:rPr>
+                <w:rFonts w:ascii="Cambria" w:cs="Cambria" w:eastAsia="Cambria" w:hAnsi="Cambria"/>
                 <w:b/>
                 <w:bCs/>
                 <w:i w:val="false"/>
                 <w:iCs w:val="false"/>
                 <w:color w:val="000000"/>
-                <w:sz w:val="20"/>
-                <w:szCs w:val="20"/>
+                <w:sz w:val="21"/>
+                <w:szCs w:val="21"/>
               </w:rPr>
               <w:t xml:space="preserve">Project Title</w:t>
             </w:r>
@@ -1822,35 +1851,36 @@
         </w:tc>
         <w:tc>
           <w:tcPr>
-            <w:tcW w:type="dxa" w:w="7660"/>
-            <w:tcBorders>
-              <w:top w:val="single" w:color="808080" w:sz="4"/>
-              <w:left w:val="single" w:color="808080" w:sz="4"/>
-              <w:bottom w:val="single" w:color="808080" w:sz="4"/>
-              <w:right w:val="single" w:color="808080" w:sz="4"/>
-            </w:tcBorders>
-            <w:tcMar>
-              <w:top w:type="dxa" w:w="60"/>
-              <w:left w:type="dxa" w:w="100"/>
-              <w:bottom w:type="dxa" w:w="60"/>
-              <w:right w:type="dxa" w:w="100"/>
-            </w:tcMar>
-          </w:tcPr>
-          <w:p>
-            <w:pPr>
-              <w:spacing w:after="60" w:before="0"/>
-              <w:jc w:val="left"/>
-            </w:pPr>
-            <w:r>
-              <w:rPr>
-                <w:rFonts w:ascii="Calibri" w:cs="Calibri" w:eastAsia="Calibri" w:hAnsi="Calibri"/>
+            <w:tcW w:type="dxa" w:w="7842"/>
+            <w:tcBorders>
+              <w:top w:val="single" w:color="7F7F7F" w:sz="4"/>
+              <w:left w:val="single" w:color="7F7F7F" w:sz="4"/>
+              <w:bottom w:val="single" w:color="7F7F7F" w:sz="4"/>
+              <w:right w:val="single" w:color="7F7F7F" w:sz="4"/>
+            </w:tcBorders>
+            <w:tcMar>
+              <w:top w:type="dxa" w:w="117"/>
+              <w:left w:type="dxa" w:w="95"/>
+              <w:bottom w:type="dxa" w:w="117"/>
+              <w:right w:type="dxa" w:w="95"/>
+            </w:tcMar>
+            <w:vAlign w:val="center"/>
+          </w:tcPr>
+          <w:p>
+            <w:pPr>
+              <w:spacing w:after="20" w:before="0"/>
+              <w:jc w:val="left"/>
+            </w:pPr>
+            <w:r>
+              <w:rPr>
+                <w:rFonts w:ascii="Cambria" w:cs="Cambria" w:eastAsia="Cambria" w:hAnsi="Cambria"/>
                 <w:b/>
                 <w:bCs/>
                 <w:i w:val="false"/>
                 <w:iCs w:val="false"/>
                 <w:color w:val="000000"/>
-                <w:sz w:val="20"/>
-                <w:szCs w:val="20"/>
+                <w:sz w:val="21"/>
+                <w:szCs w:val="21"/>
               </w:rPr>
               <w:t xml:space="preserve">MetroSheba — Online Metro Ticketing Platform for Dhaka MRT Line-6</w:t>
             </w:r>
@@ -1863,13 +1893,15 @@
         <w:pBdr>
           <w:bottom w:val="single" w:color="1F3864" w:sz="8"/>
         </w:pBdr>
-        <w:spacing w:after="80" w:before="240"/>
+        <w:spacing w:after="80" w:before="160"/>
       </w:pPr>
       <w:r>
         <w:rPr>
           <w:rFonts w:ascii="Cambria" w:cs="Cambria" w:eastAsia="Cambria" w:hAnsi="Cambria"/>
           <w:b/>
           <w:bCs/>
+          <w:i w:val="false"/>
+          <w:iCs w:val="false"/>
           <w:color w:val="1F3864"/>
           <w:sz w:val="22"/>
           <w:szCs w:val="22"/>
@@ -1879,11 +1911,12 @@
     </w:p>
     <w:p>
       <w:pPr>
-        <w:spacing w:after="100"/>
+        <w:spacing w:after="110" w:before="0"/>
+        <w:jc w:val="left"/>
       </w:pPr>
       <w:r>
         <w:rPr>
-          <w:rFonts w:ascii="Calibri" w:cs="Calibri" w:eastAsia="Calibri" w:hAnsi="Calibri"/>
+          <w:rFonts w:ascii="Cambria" w:cs="Cambria" w:eastAsia="Cambria" w:hAnsi="Cambria"/>
           <w:b w:val="false"/>
           <w:bCs w:val="false"/>
           <w:i/>
@@ -1897,7 +1930,7 @@
     </w:p>
     <w:tbl>
       <w:tblPr>
-        <w:tblW w:type="dxa" w:w="9360"/>
+        <w:tblW w:type="dxa" w:w="9748"/>
         <w:tblBorders>
           <w:top w:val="single" w:color="auto" w:sz="4"/>
           <w:left w:val="single" w:color="auto" w:sz="4"/>
@@ -1908,33 +1941,33 @@
         </w:tblBorders>
       </w:tblPr>
       <w:tblGrid>
-        <w:gridCol w:w="9360"/>
+        <w:gridCol w:w="9748"/>
       </w:tblGrid>
       <w:tr>
         <w:tc>
           <w:tcPr>
-            <w:tcW w:type="dxa" w:w="9360"/>
-            <w:tcBorders>
-              <w:top w:val="single" w:color="808080" w:sz="4"/>
-              <w:left w:val="single" w:color="808080" w:sz="4"/>
-              <w:bottom w:val="single" w:color="808080" w:sz="4"/>
-              <w:right w:val="single" w:color="808080" w:sz="4"/>
-            </w:tcBorders>
-            <w:tcMar>
-              <w:top w:type="dxa" w:w="60"/>
-              <w:left w:type="dxa" w:w="100"/>
-              <w:bottom w:type="dxa" w:w="60"/>
-              <w:right w:type="dxa" w:w="100"/>
-            </w:tcMar>
-          </w:tcPr>
-          <w:p>
-            <w:pPr>
-              <w:spacing w:after="110"/>
+            <w:tcW w:type="dxa" w:w="9748"/>
+            <w:tcBorders>
+              <w:top w:val="single" w:color="7F7F7F" w:sz="4"/>
+              <w:left w:val="single" w:color="7F7F7F" w:sz="4"/>
+              <w:bottom w:val="single" w:color="7F7F7F" w:sz="4"/>
+              <w:right w:val="single" w:color="7F7F7F" w:sz="4"/>
+            </w:tcBorders>
+            <w:tcMar>
+              <w:top w:type="dxa" w:w="52"/>
+              <w:left w:type="dxa" w:w="95"/>
+              <w:bottom w:type="dxa" w:w="52"/>
+              <w:right w:type="dxa" w:w="95"/>
+            </w:tcMar>
+          </w:tcPr>
+          <w:p>
+            <w:pPr>
+              <w:spacing w:after="90"/>
               <w:jc w:val="both"/>
             </w:pPr>
             <w:r>
               <w:rPr>
-                <w:rFonts w:ascii="Calibri" w:cs="Calibri" w:eastAsia="Calibri" w:hAnsi="Calibri"/>
+                <w:rFonts w:ascii="Cambria" w:cs="Cambria" w:eastAsia="Cambria" w:hAnsi="Cambria"/>
                 <w:b/>
                 <w:bCs/>
                 <w:i w:val="false"/>
@@ -1947,7 +1980,7 @@
             </w:r>
             <w:r>
               <w:rPr>
-                <w:rFonts w:ascii="Calibri" w:cs="Calibri" w:eastAsia="Calibri" w:hAnsi="Calibri"/>
+                <w:rFonts w:ascii="Cambria" w:cs="Cambria" w:eastAsia="Cambria" w:hAnsi="Cambria"/>
                 <w:b w:val="false"/>
                 <w:bCs w:val="false"/>
                 <w:i w:val="false"/>
@@ -1956,17 +1989,17 @@
                 <w:sz w:val="19"/>
                 <w:szCs w:val="19"/>
               </w:rPr>
-              <w:t xml:space="preserve">Daily commuters of the Dhaka Metro Rail (MRT Line-6, Uttara North to Motijheel) and the staff who administer ticket sales. Passengers currently queue at station counters and vending machines during peak hours, which wastes time and causes crowding. MetroSheba lets a commuter buy a ticket online from a phone or computer before reaching the station, and gives the authority a live view of sales.</w:t>
-            </w:r>
-          </w:p>
-          <w:p>
-            <w:pPr>
-              <w:spacing w:after="110"/>
+              <w:t xml:space="preserve">Daily commuters of the Dhaka Metro Rail (MRT Line-6, Uttara North to Motijheel) and the staff who administer ticket sales. Passengers currently queue at station counters and vending machines during peak hours, which wastes time and causes crowding. MetroSheba lets a commuter buy a ticket online before reaching the station, and gives the authority a live view of sales.</w:t>
+            </w:r>
+          </w:p>
+          <w:p>
+            <w:pPr>
+              <w:spacing w:after="90"/>
               <w:jc w:val="both"/>
             </w:pPr>
             <w:r>
               <w:rPr>
-                <w:rFonts w:ascii="Calibri" w:cs="Calibri" w:eastAsia="Calibri" w:hAnsi="Calibri"/>
+                <w:rFonts w:ascii="Cambria" w:cs="Cambria" w:eastAsia="Cambria" w:hAnsi="Cambria"/>
                 <w:b/>
                 <w:bCs/>
                 <w:i w:val="false"/>
@@ -1979,7 +2012,7 @@
             </w:r>
             <w:r>
               <w:rPr>
-                <w:rFonts w:ascii="Calibri" w:cs="Calibri" w:eastAsia="Calibri" w:hAnsi="Calibri"/>
+                <w:rFonts w:ascii="Cambria" w:cs="Cambria" w:eastAsia="Cambria" w:hAnsi="Cambria"/>
                 <w:b w:val="false"/>
                 <w:bCs w:val="false"/>
                 <w:i w:val="false"/>
@@ -1988,17 +2021,17 @@
                 <w:sz w:val="19"/>
                 <w:szCs w:val="19"/>
               </w:rPr>
-              <w:t xml:space="preserve">There is no single place where a commuter can register, buy a metro ticket, see what the fare will be before paying, and keep a record of past journeys. Counter staff also have no quick way to see which routes sell most or how much revenue a day produced. The application solves both sides with one multi-tier system.</w:t>
-            </w:r>
-          </w:p>
-          <w:p>
-            <w:pPr>
-              <w:spacing w:after="110"/>
+              <w:t xml:space="preserve">There is no single place where a commuter can register, buy a metro ticket, see the fare before paying and keep a record of past journeys. Counter staff also have no quick way to see which routes sell most or how much revenue a day produced. The application solves both sides with one multi-tier system.</w:t>
+            </w:r>
+          </w:p>
+          <w:p>
+            <w:pPr>
+              <w:spacing w:after="90"/>
               <w:jc w:val="both"/>
             </w:pPr>
             <w:r>
               <w:rPr>
-                <w:rFonts w:ascii="Calibri" w:cs="Calibri" w:eastAsia="Calibri" w:hAnsi="Calibri"/>
+                <w:rFonts w:ascii="Cambria" w:cs="Cambria" w:eastAsia="Cambria" w:hAnsi="Cambria"/>
                 <w:b/>
                 <w:bCs/>
                 <w:i w:val="false"/>
@@ -2011,7 +2044,7 @@
             </w:r>
             <w:r>
               <w:rPr>
-                <w:rFonts w:ascii="Calibri" w:cs="Calibri" w:eastAsia="Calibri" w:hAnsi="Calibri"/>
+                <w:rFonts w:ascii="Cambria" w:cs="Cambria" w:eastAsia="Cambria" w:hAnsi="Cambria"/>
                 <w:b w:val="false"/>
                 <w:bCs w:val="false"/>
                 <w:i w:val="false"/>
@@ -2020,17 +2053,17 @@
                 <w:sz w:val="19"/>
                 <w:szCs w:val="19"/>
               </w:rPr>
-              <w:t xml:space="preserve">The project follows a three-tier MVC structure. Views hold only HTML; styling lives in four external stylesheets; behaviour lives in ten external JavaScript files; controllers validate input and enforce the business rules; models hold every MySQL query using prepared statements. No page writes SQL and no model prints HTML.</w:t>
-            </w:r>
-          </w:p>
-          <w:p>
-            <w:pPr>
-              <w:spacing w:after="110"/>
+              <w:t xml:space="preserve">A three-tier MVC structure. Views hold only HTML; styling lives in four external stylesheets; behaviour lives in ten external JavaScript files; controllers validate input and enforce the business rules; models hold every MySQL query using prepared statements. No page writes SQL and no model prints HTML.</w:t>
+            </w:r>
+          </w:p>
+          <w:p>
+            <w:pPr>
+              <w:spacing w:after="90"/>
               <w:jc w:val="both"/>
             </w:pPr>
             <w:r>
               <w:rPr>
-                <w:rFonts w:ascii="Calibri" w:cs="Calibri" w:eastAsia="Calibri" w:hAnsi="Calibri"/>
+                <w:rFonts w:ascii="Cambria" w:cs="Cambria" w:eastAsia="Cambria" w:hAnsi="Cambria"/>
                 <w:b/>
                 <w:bCs/>
                 <w:i w:val="false"/>
@@ -2043,7 +2076,7 @@
             </w:r>
             <w:r>
               <w:rPr>
-                <w:rFonts w:ascii="Calibri" w:cs="Calibri" w:eastAsia="Calibri" w:hAnsi="Calibri"/>
+                <w:rFonts w:ascii="Cambria" w:cs="Cambria" w:eastAsia="Cambria" w:hAnsi="Cambria"/>
                 <w:b w:val="false"/>
                 <w:bCs w:val="false"/>
                 <w:i w:val="false"/>
@@ -2052,17 +2085,17 @@
                 <w:sz w:val="19"/>
                 <w:szCs w:val="19"/>
               </w:rPr>
-              <w:t xml:space="preserve">Home (index.php); Registration form with OTP verification; Login form with a signed "Remember me" cookie; Passenger Dashboard with the ticket purchase form; My Tickets purchase history; Profile view with picture upload; Edit Profile form; Admin Dashboard for customer management; and the Admin Ticket Sales report.</w:t>
-            </w:r>
-          </w:p>
-          <w:p>
-            <w:pPr>
-              <w:spacing w:after="110"/>
+              <w:t xml:space="preserve">Home; Registration form with OTP verification; Login form; Passenger Dashboard with the ticket purchase form; My Tickets purchase history; Profile view with picture upload; Edit Profile form; Admin Dashboard for customer management; and the Admin Ticket Sales report.</w:t>
+            </w:r>
+          </w:p>
+          <w:p>
+            <w:pPr>
+              <w:spacing w:after="90"/>
               <w:jc w:val="both"/>
             </w:pPr>
             <w:r>
               <w:rPr>
-                <w:rFonts w:ascii="Calibri" w:cs="Calibri" w:eastAsia="Calibri" w:hAnsi="Calibri"/>
+                <w:rFonts w:ascii="Cambria" w:cs="Cambria" w:eastAsia="Cambria" w:hAnsi="Cambria"/>
                 <w:b/>
                 <w:bCs/>
                 <w:i w:val="false"/>
@@ -2071,11 +2104,11 @@
                 <w:sz w:val="19"/>
                 <w:szCs w:val="19"/>
               </w:rPr>
-              <w:t xml:space="preserve">JavaScript validation. </w:t>
-            </w:r>
-            <w:r>
-              <w:rPr>
-                <w:rFonts w:ascii="Calibri" w:cs="Calibri" w:eastAsia="Calibri" w:hAnsi="Calibri"/>
+              <w:t xml:space="preserve">JS form validation. </w:t>
+            </w:r>
+            <w:r>
+              <w:rPr>
+                <w:rFonts w:ascii="Cambria" w:cs="Cambria" w:eastAsia="Cambria" w:hAnsi="Cambria"/>
                 <w:b w:val="false"/>
                 <w:bCs w:val="false"/>
                 <w:i w:val="false"/>
@@ -2084,17 +2117,17 @@
                 <w:sz w:val="19"/>
                 <w:szCs w:val="19"/>
               </w:rPr>
-              <w:t xml:space="preserve">Every form is validated in the browser before it is submitted — name (two words, no digits), email format, 11-digit mobile starting with 01, numeric NID, date of birth, password length and a 6-digit OTP. Each rule is repeated in PHP on the server, because the client-side copy can always be bypassed.</w:t>
-            </w:r>
-          </w:p>
-          <w:p>
-            <w:pPr>
-              <w:spacing w:after="110"/>
+              <w:t xml:space="preserve">Every form is validated in the browser before submission — name (two words, no digits), email format, 11-digit mobile starting with 01, numeric NID, date of birth, password length and a 6-digit OTP. Each rule is repeated in PHP, because the client-side copy can be bypassed.</w:t>
+            </w:r>
+          </w:p>
+          <w:p>
+            <w:pPr>
+              <w:spacing w:after="90"/>
               <w:jc w:val="both"/>
             </w:pPr>
             <w:r>
               <w:rPr>
-                <w:rFonts w:ascii="Calibri" w:cs="Calibri" w:eastAsia="Calibri" w:hAnsi="Calibri"/>
+                <w:rFonts w:ascii="Cambria" w:cs="Cambria" w:eastAsia="Cambria" w:hAnsi="Cambria"/>
                 <w:b/>
                 <w:bCs/>
                 <w:i w:val="false"/>
@@ -2107,7 +2140,7 @@
             </w:r>
             <w:r>
               <w:rPr>
-                <w:rFonts w:ascii="Calibri" w:cs="Calibri" w:eastAsia="Calibri" w:hAnsi="Calibri"/>
+                <w:rFonts w:ascii="Cambria" w:cs="Cambria" w:eastAsia="Cambria" w:hAnsi="Cambria"/>
                 <w:b w:val="false"/>
                 <w:bCs w:val="false"/>
                 <w:i w:val="false"/>
@@ -2116,17 +2149,17 @@
                 <w:sz w:val="19"/>
                 <w:szCs w:val="19"/>
               </w:rPr>
-              <w:t xml:space="preserve">The station dropdowns and route map are generated at runtime; the fare and total update live as the stations or quantity change and the chosen leg of the route is highlighted; the ticket receipt, the purchase-history table, the customer table and the busiest-routes bar chart are all built with createElement and textContent rather than written into the page as HTML.</w:t>
-            </w:r>
-          </w:p>
-          <w:p>
-            <w:pPr>
-              <w:spacing w:after="110"/>
+              <w:t xml:space="preserve">The station dropdowns and route map are generated at runtime; the fare updates live as the stations or quantity change and the chosen leg is highlighted; the ticket receipt, the purchase-history table, the customer table and the busiest-routes bar chart are all built with createElement and textContent.</w:t>
+            </w:r>
+          </w:p>
+          <w:p>
+            <w:pPr>
+              <w:spacing w:after="90"/>
               <w:jc w:val="both"/>
             </w:pPr>
             <w:r>
               <w:rPr>
-                <w:rFonts w:ascii="Calibri" w:cs="Calibri" w:eastAsia="Calibri" w:hAnsi="Calibri"/>
+                <w:rFonts w:ascii="Cambria" w:cs="Cambria" w:eastAsia="Cambria" w:hAnsi="Cambria"/>
                 <w:b/>
                 <w:bCs/>
                 <w:i w:val="false"/>
@@ -2139,7 +2172,7 @@
             </w:r>
             <w:r>
               <w:rPr>
-                <w:rFonts w:ascii="Calibri" w:cs="Calibri" w:eastAsia="Calibri" w:hAnsi="Calibri"/>
+                <w:rFonts w:ascii="Cambria" w:cs="Cambria" w:eastAsia="Cambria" w:hAnsi="Cambria"/>
                 <w:b w:val="false"/>
                 <w:bCs w:val="false"/>
                 <w:i w:val="false"/>
@@ -2148,17 +2181,17 @@
                 <w:sz w:val="19"/>
                 <w:szCs w:val="19"/>
               </w:rPr>
-              <w:t xml:space="preserve">Ticket purchase, OTP delivery, ticket cancellation, profile-picture upload and all admin edit/delete actions run through XMLHttpRequest against PHP endpoints that return JSON, so no action reloads the page. Data is stored in a MySQL database (users and metroshebatickets) created by database/metrosheba.sql.</w:t>
-            </w:r>
-          </w:p>
-          <w:p>
-            <w:pPr>
-              <w:spacing w:after="110"/>
+              <w:t xml:space="preserve">Ticket purchase, OTP delivery, ticket cancellation, picture upload and all admin edit/delete actions run through XMLHttpRequest against PHP endpoints returning JSON, so no action reloads the page. Data is stored in MySQL (users and metroshebatickets), created by database/metrosheba.sql.</w:t>
+            </w:r>
+          </w:p>
+          <w:p>
+            <w:pPr>
+              <w:spacing w:after="90"/>
               <w:jc w:val="both"/>
             </w:pPr>
             <w:r>
               <w:rPr>
-                <w:rFonts w:ascii="Calibri" w:cs="Calibri" w:eastAsia="Calibri" w:hAnsi="Calibri"/>
+                <w:rFonts w:ascii="Cambria" w:cs="Cambria" w:eastAsia="Cambria" w:hAnsi="Cambria"/>
                 <w:b/>
                 <w:bCs/>
                 <w:i w:val="false"/>
@@ -2171,7 +2204,7 @@
             </w:r>
             <w:r>
               <w:rPr>
-                <w:rFonts w:ascii="Calibri" w:cs="Calibri" w:eastAsia="Calibri" w:hAnsi="Calibri"/>
+                <w:rFonts w:ascii="Cambria" w:cs="Cambria" w:eastAsia="Cambria" w:hAnsi="Cambria"/>
                 <w:b w:val="false"/>
                 <w:bCs w:val="false"/>
                 <w:i w:val="false"/>
@@ -2191,13 +2224,15 @@
         <w:pBdr>
           <w:bottom w:val="single" w:color="1F3864" w:sz="8"/>
         </w:pBdr>
-        <w:spacing w:after="80" w:before="240"/>
+        <w:spacing w:after="80" w:before="160"/>
       </w:pPr>
       <w:r>
         <w:rPr>
           <w:rFonts w:ascii="Cambria" w:cs="Cambria" w:eastAsia="Cambria" w:hAnsi="Cambria"/>
           <w:b/>
           <w:bCs/>
+          <w:i w:val="false"/>
+          <w:iCs w:val="false"/>
           <w:color w:val="1F3864"/>
           <w:sz w:val="22"/>
           <w:szCs w:val="22"/>
@@ -2207,11 +2242,12 @@
     </w:p>
     <w:p>
       <w:pPr>
-        <w:spacing w:after="120"/>
+        <w:spacing w:after="110" w:before="0"/>
+        <w:jc w:val="left"/>
       </w:pPr>
       <w:r>
         <w:rPr>
-          <w:rFonts w:ascii="Calibri" w:cs="Calibri" w:eastAsia="Calibri" w:hAnsi="Calibri"/>
+          <w:rFonts w:ascii="Cambria" w:cs="Cambria" w:eastAsia="Cambria" w:hAnsi="Cambria"/>
           <w:b w:val="false"/>
           <w:bCs w:val="false"/>
           <w:i/>
@@ -2226,10 +2262,11 @@
     <w:p>
       <w:pPr>
         <w:spacing w:after="40" w:before="120"/>
+        <w:jc w:val="left"/>
       </w:pPr>
       <w:r>
         <w:rPr>
-          <w:rFonts w:ascii="Calibri" w:cs="Calibri" w:eastAsia="Calibri" w:hAnsi="Calibri"/>
+          <w:rFonts w:ascii="Cambria" w:cs="Cambria" w:eastAsia="Cambria" w:hAnsi="Cambria"/>
           <w:b/>
           <w:bCs/>
           <w:i w:val="false"/>
@@ -2243,16 +2280,17 @@
     </w:p>
     <w:p>
       <w:pPr>
-        <w:spacing w:after="30"/>
+        <w:spacing w:after="60" w:before="0"/>
+        <w:jc w:val="left"/>
       </w:pPr>
       <w:r>
         <w:rPr>
-          <w:rFonts w:ascii="Calibri" w:cs="Calibri" w:eastAsia="Calibri" w:hAnsi="Calibri"/>
+          <w:rFonts w:ascii="Cambria" w:cs="Cambria" w:eastAsia="Cambria" w:hAnsi="Cambria"/>
           <w:b w:val="false"/>
           <w:bCs w:val="false"/>
           <w:i/>
           <w:iCs/>
-          <w:color w:val="000000"/>
+          <w:color w:val="595959"/>
           <w:sz w:val="17"/>
           <w:szCs w:val="17"/>
         </w:rPr>
@@ -2261,13 +2299,13 @@
     </w:p>
     <w:p>
       <w:pPr>
-        <w:spacing w:after="140"/>
+        <w:spacing w:after="120"/>
         <w:jc w:val="center"/>
       </w:pPr>
       <w:r>
         <w:drawing>
           <wp:inline distT="0" distB="0" distL="0" distR="0">
-            <wp:extent cx="5715000" cy="3571875"/>
+            <wp:extent cx="5810250" cy="3629025"/>
             <wp:effectExtent t="0" r="0" b="0" l="0"/>
             <wp:docPr id="1" name="" descr="" title=""/>
             <wp:cNvGraphicFramePr>
@@ -2292,7 +2330,7 @@
                   <pic:spPr bwMode="auto">
                     <a:xfrm>
                       <a:off x="0" y="0"/>
-                      <a:ext cx="5715000" cy="3571875"/>
+                      <a:ext cx="5810250" cy="3629025"/>
                     </a:xfrm>
                     <a:prstGeom prst="rect">
                       <a:avLst/>
@@ -2309,7 +2347,7 @@
       <w:headerReference w:type="default" r:id="rId7"/>
       <w:footerReference w:type="default" r:id="rId8"/>
       <w:pgSz w:w="11906" w:h="16838" w:orient="portrait"/>
-      <w:pgMar w:top="1900" w:right="1134" w:bottom="1134" w:left="1134" w:header="560" w:footer="400" w:gutter="0"/>
+      <w:pgMar w:top="2260" w:right="1080" w:bottom="1080" w:left="1080" w:header="600" w:footer="420" w:gutter="0"/>
       <w:pgNumType/>
       <w:docGrid w:linePitch="360"/>
     </w:sectPr>
@@ -2363,8 +2401,9 @@
   <w:p>
     <w:pPr>
       <w:pBdr>
-        <w:top w:val="single" w:color="808080" w:sz="6"/>
+        <w:top w:val="single" w:color="7F7F7F" w:sz="6"/>
       </w:pBdr>
+      <w:spacing w:after="0" w:before="0"/>
       <w:jc w:val="center"/>
     </w:pPr>
     <w:r>
@@ -2372,6 +2411,7 @@
         <w:rFonts w:ascii="Cambria" w:cs="Cambria" w:eastAsia="Cambria" w:hAnsi="Cambria"/>
         <w:i/>
         <w:iCs/>
+        <w:color w:val="595959"/>
         <w:sz w:val="16"/>
         <w:szCs w:val="16"/>
       </w:rPr>
@@ -2382,6 +2422,7 @@
         <w:rFonts w:ascii="Cambria" w:cs="Cambria" w:eastAsia="Cambria" w:hAnsi="Cambria"/>
         <w:i/>
         <w:iCs/>
+        <w:color w:val="595959"/>
         <w:sz w:val="16"/>
         <w:szCs w:val="16"/>
       </w:rPr>
@@ -2395,6 +2436,7 @@
         <w:rFonts w:ascii="Cambria" w:cs="Cambria" w:eastAsia="Cambria" w:hAnsi="Cambria"/>
         <w:i/>
         <w:iCs/>
+        <w:color w:val="595959"/>
         <w:sz w:val="16"/>
         <w:szCs w:val="16"/>
       </w:rPr>
@@ -2405,6 +2447,7 @@
         <w:rFonts w:ascii="Cambria" w:cs="Cambria" w:eastAsia="Cambria" w:hAnsi="Cambria"/>
         <w:i/>
         <w:iCs/>
+        <w:color w:val="595959"/>
         <w:sz w:val="16"/>
         <w:szCs w:val="16"/>
       </w:rPr>
@@ -2458,7 +2501,7 @@
 <w:hdr xmlns:wpc="http://schemas.microsoft.com/office/word/2010/wordprocessingCanvas" xmlns:mc="http://schemas.openxmlformats.org/markup-compatibility/2006" xmlns:o="urn:schemas-microsoft-com:office:office" xmlns:r="http://schemas.openxmlformats.org/officeDocument/2006/relationships" xmlns:m="http://schemas.openxmlformats.org/officeDocument/2006/math" xmlns:v="urn:schemas-microsoft-com:vml" xmlns:wp14="http://schemas.microsoft.com/office/word/2010/wordprocessingDrawing" xmlns:wp="http://schemas.openxmlformats.org/drawingml/2006/wordprocessingDrawing" xmlns:w10="urn:schemas-microsoft-com:office:word" xmlns:w="http://schemas.openxmlformats.org/wordprocessingml/2006/main" xmlns:w14="http://schemas.microsoft.com/office/word/2010/wordml" xmlns:w15="http://schemas.microsoft.com/office/word/2012/wordml" xmlns:wpg="http://schemas.microsoft.com/office/word/2010/wordprocessingGroup" xmlns:wpi="http://schemas.microsoft.com/office/word/2010/wordprocessingInk" xmlns:wne="http://schemas.microsoft.com/office/word/2006/wordml" xmlns:wps="http://schemas.microsoft.com/office/word/2010/wordprocessingShape" xmlns:cx="http://schemas.microsoft.com/office/drawing/2014/chartex" xmlns:cx1="http://schemas.microsoft.com/office/drawing/2015/9/8/chartex" xmlns:cx2="http://schemas.microsoft.com/office/drawing/2015/10/21/chartex" xmlns:cx3="http://schemas.microsoft.com/office/drawing/2016/5/9/chartex" xmlns:cx4="http://schemas.microsoft.com/office/drawing/2016/5/10/chartex" xmlns:cx5="http://schemas.microsoft.com/office/drawing/2016/5/11/chartex" xmlns:cx6="http://schemas.microsoft.com/office/drawing/2016/5/12/chartex" xmlns:cx7="http://schemas.microsoft.com/office/drawing/2016/5/13/chartex" xmlns:cx8="http://schemas.microsoft.com/office/drawing/2016/5/14/chartex" xmlns:w16cid="http://schemas.microsoft.com/office/word/2016/wordml/cid" xmlns:w16se="http://schemas.microsoft.com/office/word/2015/wordml/symex">
   <w:tbl>
     <w:tblPr>
-      <w:tblW w:type="dxa" w:w="9360"/>
+      <w:tblW w:type="dxa" w:w="9748"/>
       <w:tblBorders>
         <w:top w:val="none"/>
         <w:left w:val="none"/>
@@ -2469,13 +2512,13 @@
       </w:tblBorders>
     </w:tblPr>
     <w:tblGrid>
-      <w:gridCol w:w="1400"/>
-      <w:gridCol w:w="7960"/>
+      <w:gridCol w:w="1450"/>
+      <w:gridCol w:w="8298"/>
     </w:tblGrid>
     <w:tr>
       <w:tc>
         <w:tcPr>
-          <w:tcW w:type="dxa" w:w="1400"/>
+          <w:tcW w:type="dxa" w:w="1450"/>
           <w:tcBorders>
             <w:top w:val="none"/>
             <w:left w:val="none"/>
@@ -2485,12 +2528,13 @@
         </w:tcPr>
         <w:p>
           <w:pPr>
+            <w:spacing w:after="0"/>
             <w:jc w:val="center"/>
           </w:pPr>
           <w:r>
             <w:drawing>
               <wp:inline distT="0" distB="0" distL="0" distR="0">
-                <wp:extent cx="590550" cy="590550"/>
+                <wp:extent cx="571500" cy="571500"/>
                 <wp:effectExtent t="0" r="0" b="0" l="0"/>
                 <wp:docPr id="1" name="" descr="" title=""/>
                 <wp:cNvGraphicFramePr>
@@ -2515,7 +2559,7 @@
                       <pic:spPr bwMode="auto">
                         <a:xfrm>
                           <a:off x="0" y="0"/>
-                          <a:ext cx="590550" cy="590550"/>
+                          <a:ext cx="571500" cy="571500"/>
                         </a:xfrm>
                         <a:prstGeom prst="rect">
                           <a:avLst/>
@@ -2531,7 +2575,7 @@
       </w:tc>
       <w:tc>
         <w:tcPr>
-          <w:tcW w:type="dxa" w:w="7960"/>
+          <w:tcW w:type="dxa" w:w="8298"/>
           <w:tcBorders>
             <w:top w:val="none"/>
             <w:left w:val="none"/>
@@ -2541,7 +2585,7 @@
         </w:tcPr>
         <w:p>
           <w:pPr>
-            <w:spacing w:after="0"/>
+            <w:spacing w:after="0" w:before="0"/>
             <w:jc w:val="center"/>
           </w:pPr>
           <w:r>
@@ -2549,36 +2593,49 @@
               <w:rFonts w:ascii="Cambria" w:cs="Cambria" w:eastAsia="Cambria" w:hAnsi="Cambria"/>
               <w:b/>
               <w:bCs/>
-              <w:sz w:val="26"/>
-              <w:szCs w:val="26"/>
+              <w:i w:val="false"/>
+              <w:iCs w:val="false"/>
+              <w:color w:val="000000"/>
+              <w:sz w:val="28"/>
+              <w:szCs w:val="28"/>
             </w:rPr>
             <w:t xml:space="preserve">American International University-Bangladesh (AIUB)</w:t>
           </w:r>
         </w:p>
         <w:p>
           <w:pPr>
-            <w:spacing w:after="0"/>
+            <w:spacing w:after="0" w:before="0"/>
             <w:jc w:val="center"/>
           </w:pPr>
           <w:r>
             <w:rPr>
               <w:rFonts w:ascii="Cambria" w:cs="Cambria" w:eastAsia="Cambria" w:hAnsi="Cambria"/>
-              <w:sz w:val="22"/>
-              <w:szCs w:val="22"/>
+              <w:b w:val="false"/>
+              <w:bCs w:val="false"/>
+              <w:i w:val="false"/>
+              <w:iCs w:val="false"/>
+              <w:color w:val="000000"/>
+              <w:sz w:val="24"/>
+              <w:szCs w:val="24"/>
             </w:rPr>
             <w:t xml:space="preserve">Faculty of Science and Technology (FST)</w:t>
           </w:r>
         </w:p>
         <w:p>
           <w:pPr>
-            <w:spacing w:after="0"/>
+            <w:spacing w:after="0" w:before="0"/>
             <w:jc w:val="center"/>
           </w:pPr>
           <w:r>
             <w:rPr>
               <w:rFonts w:ascii="Cambria" w:cs="Cambria" w:eastAsia="Cambria" w:hAnsi="Cambria"/>
-              <w:sz w:val="22"/>
-              <w:szCs w:val="22"/>
+              <w:b w:val="false"/>
+              <w:bCs w:val="false"/>
+              <w:i w:val="false"/>
+              <w:iCs w:val="false"/>
+              <w:color w:val="000000"/>
+              <w:sz w:val="24"/>
+              <w:szCs w:val="24"/>
             </w:rPr>
             <w:t xml:space="preserve">Department of Computer Science</w:t>
           </w:r>
@@ -2592,17 +2649,20 @@
         <w:bottom w:val="single" w:color="1F3864" w:sz="12"/>
       </w:pBdr>
       <w:tabs>
-        <w:tab w:val="right" w:pos="9360"/>
+        <w:tab w:val="right" w:pos="9748"/>
       </w:tabs>
       <w:spacing w:after="0" w:before="60"/>
     </w:pPr>
     <w:r>
       <w:rPr>
         <w:rFonts w:ascii="Cambria" w:cs="Cambria" w:eastAsia="Cambria" w:hAnsi="Cambria"/>
-        <w:b/>
-        <w:bCs/>
-        <w:sz w:val="18"/>
-        <w:szCs w:val="18"/>
+        <w:b w:val="false"/>
+        <w:bCs w:val="false"/>
+        <w:i w:val="false"/>
+        <w:iCs w:val="false"/>
+        <w:color w:val="000000"/>
+        <w:sz w:val="17"/>
+        <w:szCs w:val="17"/>
       </w:rPr>
       <w:t xml:space="preserve">Course: CSC 3215 Web Technologies</w:t>
     </w:r>
@@ -2611,8 +2671,8 @@
         <w:rFonts w:ascii="Cambria" w:cs="Cambria" w:eastAsia="Cambria" w:hAnsi="Cambria"/>
         <w:i/>
         <w:iCs/>
-        <w:sz w:val="18"/>
-        <w:szCs w:val="18"/>
+        <w:sz w:val="17"/>
+        <w:szCs w:val="17"/>
       </w:rPr>
       <w:t xml:space="preserve">	CO3 Project Evaluation Sheet</w:t>
     </w:r>
@@ -2720,9 +2780,9 @@
   <w:docDefaults>
     <w:rPrDefault>
       <w:rPr>
-        <w:rFonts w:ascii="Calibri" w:cs="Calibri" w:eastAsia="Calibri" w:hAnsi="Calibri"/>
-        <w:sz w:val="20"/>
-        <w:szCs w:val="20"/>
+        <w:rFonts w:ascii="Cambria" w:cs="Cambria" w:eastAsia="Cambria" w:hAnsi="Cambria"/>
+        <w:sz w:val="21"/>
+        <w:szCs w:val="21"/>
       </w:rPr>
     </w:rPrDefault>
     <w:pPrDefault/>
